--- a/docs/developpement/phases/word/PHASE_36_BILAN_SUR_UNE_PERIODE_DU_AU.docx
+++ b/docs/developpement/phases/word/PHASE_36_BILAN_SUR_UNE_PERIODE_DU_AU.docx
@@ -20,7 +20,7 @@
       <w:r>
         <w:t xml:space="preserve">FlaiX Expert · dossier de développement · généré le 2026-10-04 depuis le dépôt </w:t>
       </w:r>
-      <w:hyperlink w:history="1" r:id="rIdf-mjsj19v7u7d11xumxkz">
+      <w:hyperlink w:history="1" r:id="rIdebdev5ryh8bipmkcmhzib">
         <w:r>
           <w:rPr>
             <w:rStyle w:val="Hyperlink"/>
@@ -506,7 +506,7 @@
           <w:numId w:val="2"/>
         </w:numPr>
       </w:pPr>
-      <w:hyperlink w:history="1" r:id="rId_wpmg7zmpd92m_wtnanzs">
+      <w:hyperlink w:history="1" r:id="rId4p6pjbelozmo8bgrodyg9">
         <w:r>
           <w:rPr>
             <w:rStyle w:val="Hyperlink"/>
@@ -554,7 +554,7 @@
       <w:r>
         <w:t xml:space="preserve"> — créé — </w:t>
       </w:r>
-      <w:hyperlink w:history="1" r:id="rIdopx14oce2_a5bdvnmhz5w">
+      <w:hyperlink w:history="1" r:id="rId6_eicwnf-uj-yi-alncjq">
         <w:r>
           <w:rPr>
             <w:rStyle w:val="Hyperlink"/>
@@ -583,7 +583,7 @@
       <w:r>
         <w:t xml:space="preserve"> — créé — </w:t>
       </w:r>
-      <w:hyperlink w:history="1" r:id="rIdb4ximkycs8re8h7fdhcnd">
+      <w:hyperlink w:history="1" r:id="rIdkmcoag6nqhx9cvxkit2ar">
         <w:r>
           <w:rPr>
             <w:rStyle w:val="Hyperlink"/>
@@ -620,7 +620,7 @@
       <w:r>
         <w:t xml:space="preserve"> — modifié — </w:t>
       </w:r>
-      <w:hyperlink w:history="1" r:id="rIdo7eykbltw_0vg0mxbwfei">
+      <w:hyperlink w:history="1" r:id="rIdhxajwnpo4o1bryldxhyjq">
         <w:r>
           <w:rPr>
             <w:rStyle w:val="Hyperlink"/>
@@ -649,7 +649,7 @@
       <w:r>
         <w:t xml:space="preserve"> — modifié — </w:t>
       </w:r>
-      <w:hyperlink w:history="1" r:id="rIdhjvr2wqh4obwz7lezuoga">
+      <w:hyperlink w:history="1" r:id="rId8x3tonwebo7taaf5iiie1">
         <w:r>
           <w:rPr>
             <w:rStyle w:val="Hyperlink"/>
@@ -678,7 +678,7 @@
       <w:r>
         <w:t xml:space="preserve"> — modifié — </w:t>
       </w:r>
-      <w:hyperlink w:history="1" r:id="rIdbykeowlgzjbwgxmeao8np">
+      <w:hyperlink w:history="1" r:id="rIdtdkllmnkaikosrnikfujo">
         <w:r>
           <w:rPr>
             <w:rStyle w:val="Hyperlink"/>
@@ -707,7 +707,7 @@
       <w:r>
         <w:t xml:space="preserve"> — créé — </w:t>
       </w:r>
-      <w:hyperlink w:history="1" r:id="rId9t24cr3cshljnihemxnny">
+      <w:hyperlink w:history="1" r:id="rId1dlzjyd7vbzypcoauzpld">
         <w:r>
           <w:rPr>
             <w:rStyle w:val="Hyperlink"/>
@@ -744,7 +744,7 @@
       <w:r>
         <w:t xml:space="preserve"> — modifié — </w:t>
       </w:r>
-      <w:hyperlink w:history="1" r:id="rIdzva--gvy1xu9m6dvddwby">
+      <w:hyperlink w:history="1" r:id="rIdhmsb0zuexcr1-d8gxdhy9">
         <w:r>
           <w:rPr>
             <w:rStyle w:val="Hyperlink"/>
@@ -773,7 +773,7 @@
       <w:r>
         <w:t xml:space="preserve"> — modifié — </w:t>
       </w:r>
-      <w:hyperlink w:history="1" r:id="rId2cst1xdzsaqeqtkxgzlnq">
+      <w:hyperlink w:history="1" r:id="rIdlzb_lhi7b903jui3qnrol">
         <w:r>
           <w:rPr>
             <w:rStyle w:val="Hyperlink"/>
@@ -810,7 +810,7 @@
       <w:r>
         <w:t xml:space="preserve"> — modifié — </w:t>
       </w:r>
-      <w:hyperlink w:history="1" r:id="rIdlvpod6irm51oqqw1n-jjm">
+      <w:hyperlink w:history="1" r:id="rIdlk6zh01ienaoqpreh1i2w">
         <w:r>
           <w:rPr>
             <w:rStyle w:val="Hyperlink"/>
@@ -839,7 +839,7 @@
       <w:r>
         <w:t xml:space="preserve"> — modifié — </w:t>
       </w:r>
-      <w:hyperlink w:history="1" r:id="rIdsfeygdm-gyhhk7pgjk_ew">
+      <w:hyperlink w:history="1" r:id="rIdlepkkl0uaneya7hhiwnpf">
         <w:r>
           <w:rPr>
             <w:rStyle w:val="Hyperlink"/>
@@ -868,7 +868,7 @@
       <w:r>
         <w:t xml:space="preserve"> — créé — </w:t>
       </w:r>
-      <w:hyperlink w:history="1" r:id="rIdtmpi9eu-l-versvpcfjvs">
+      <w:hyperlink w:history="1" r:id="rIdpsorkypyjp3q55xovco0s">
         <w:r>
           <w:rPr>
             <w:rStyle w:val="Hyperlink"/>
@@ -897,7 +897,7 @@
       <w:r>
         <w:t xml:space="preserve"> — modifié — </w:t>
       </w:r>
-      <w:hyperlink w:history="1" r:id="rIdfhowxrrg_gv7l5eplpabe">
+      <w:hyperlink w:history="1" r:id="rIdptfuuls2thbgkyp1hprc8">
         <w:r>
           <w:rPr>
             <w:rStyle w:val="Hyperlink"/>
@@ -926,7 +926,7 @@
       <w:r>
         <w:t xml:space="preserve"> — modifié — </w:t>
       </w:r>
-      <w:hyperlink w:history="1" r:id="rIdh1vimjg1qa2jxklok5yob">
+      <w:hyperlink w:history="1" r:id="rIdheda684gew4zpkuwpqvim">
         <w:r>
           <w:rPr>
             <w:rStyle w:val="Hyperlink"/>
@@ -963,7 +963,7 @@
       <w:r>
         <w:t xml:space="preserve"> — modifié — </w:t>
       </w:r>
-      <w:hyperlink w:history="1" r:id="rIdk1mkbqcjpskq5wetjj4s4">
+      <w:hyperlink w:history="1" r:id="rId8pfjopecbykhwr6hmimyv">
         <w:r>
           <w:rPr>
             <w:rStyle w:val="Hyperlink"/>
@@ -992,7 +992,7 @@
       <w:r>
         <w:t xml:space="preserve"> — modifié — </w:t>
       </w:r>
-      <w:hyperlink w:history="1" r:id="rIdlvwv97b7c3mhscdl7z_pf">
+      <w:hyperlink w:history="1" r:id="rIdn1fw30ssuplaog1pqjos3">
         <w:r>
           <w:rPr>
             <w:rStyle w:val="Hyperlink"/>

--- a/docs/developpement/phases/word/PHASE_36_BILAN_SUR_UNE_PERIODE_DU_AU.docx
+++ b/docs/developpement/phases/word/PHASE_36_BILAN_SUR_UNE_PERIODE_DU_AU.docx
@@ -20,7 +20,7 @@
       <w:r>
         <w:t xml:space="preserve">FlaiX Expert · dossier de développement · généré le 2026-10-04 depuis le dépôt </w:t>
       </w:r>
-      <w:hyperlink w:history="1" r:id="rIdebdev5ryh8bipmkcmhzib">
+      <w:hyperlink w:history="1" r:id="rIdn6qeoayzm3bdhypv6pyer">
         <w:r>
           <w:rPr>
             <w:rStyle w:val="Hyperlink"/>
@@ -506,7 +506,7 @@
           <w:numId w:val="2"/>
         </w:numPr>
       </w:pPr>
-      <w:hyperlink w:history="1" r:id="rId4p6pjbelozmo8bgrodyg9">
+      <w:hyperlink w:history="1" r:id="rIdeutfmfb_uperddstzmcqg">
         <w:r>
           <w:rPr>
             <w:rStyle w:val="Hyperlink"/>
@@ -554,7 +554,7 @@
       <w:r>
         <w:t xml:space="preserve"> — créé — </w:t>
       </w:r>
-      <w:hyperlink w:history="1" r:id="rId6_eicwnf-uj-yi-alncjq">
+      <w:hyperlink w:history="1" r:id="rIdtgk2kqsryz_9fvrbqfbmp">
         <w:r>
           <w:rPr>
             <w:rStyle w:val="Hyperlink"/>
@@ -583,7 +583,7 @@
       <w:r>
         <w:t xml:space="preserve"> — créé — </w:t>
       </w:r>
-      <w:hyperlink w:history="1" r:id="rIdkmcoag6nqhx9cvxkit2ar">
+      <w:hyperlink w:history="1" r:id="rId--mpfmvwvwhlrccrxjzbq">
         <w:r>
           <w:rPr>
             <w:rStyle w:val="Hyperlink"/>
@@ -620,7 +620,7 @@
       <w:r>
         <w:t xml:space="preserve"> — modifié — </w:t>
       </w:r>
-      <w:hyperlink w:history="1" r:id="rIdhxajwnpo4o1bryldxhyjq">
+      <w:hyperlink w:history="1" r:id="rIdmvfdtq0iftpetnc91bnmh">
         <w:r>
           <w:rPr>
             <w:rStyle w:val="Hyperlink"/>
@@ -649,7 +649,7 @@
       <w:r>
         <w:t xml:space="preserve"> — modifié — </w:t>
       </w:r>
-      <w:hyperlink w:history="1" r:id="rId8x3tonwebo7taaf5iiie1">
+      <w:hyperlink w:history="1" r:id="rIdns-isd3d7q1ri-ng2ep9v">
         <w:r>
           <w:rPr>
             <w:rStyle w:val="Hyperlink"/>
@@ -678,7 +678,7 @@
       <w:r>
         <w:t xml:space="preserve"> — modifié — </w:t>
       </w:r>
-      <w:hyperlink w:history="1" r:id="rIdtdkllmnkaikosrnikfujo">
+      <w:hyperlink w:history="1" r:id="rIdoc2q9ulr78mhqfndx0glf">
         <w:r>
           <w:rPr>
             <w:rStyle w:val="Hyperlink"/>
@@ -707,7 +707,7 @@
       <w:r>
         <w:t xml:space="preserve"> — créé — </w:t>
       </w:r>
-      <w:hyperlink w:history="1" r:id="rId1dlzjyd7vbzypcoauzpld">
+      <w:hyperlink w:history="1" r:id="rIdix3nxko4zxwglebgi68g_">
         <w:r>
           <w:rPr>
             <w:rStyle w:val="Hyperlink"/>
@@ -744,7 +744,7 @@
       <w:r>
         <w:t xml:space="preserve"> — modifié — </w:t>
       </w:r>
-      <w:hyperlink w:history="1" r:id="rIdhmsb0zuexcr1-d8gxdhy9">
+      <w:hyperlink w:history="1" r:id="rIdmmfjgjvxb3757wzktp-ie">
         <w:r>
           <w:rPr>
             <w:rStyle w:val="Hyperlink"/>
@@ -773,7 +773,7 @@
       <w:r>
         <w:t xml:space="preserve"> — modifié — </w:t>
       </w:r>
-      <w:hyperlink w:history="1" r:id="rIdlzb_lhi7b903jui3qnrol">
+      <w:hyperlink w:history="1" r:id="rIdtwn43usdg2_5ofon999xo">
         <w:r>
           <w:rPr>
             <w:rStyle w:val="Hyperlink"/>
@@ -810,7 +810,7 @@
       <w:r>
         <w:t xml:space="preserve"> — modifié — </w:t>
       </w:r>
-      <w:hyperlink w:history="1" r:id="rIdlk6zh01ienaoqpreh1i2w">
+      <w:hyperlink w:history="1" r:id="rIdtgkdau_zbtzm21ay_c3ky">
         <w:r>
           <w:rPr>
             <w:rStyle w:val="Hyperlink"/>
@@ -839,7 +839,7 @@
       <w:r>
         <w:t xml:space="preserve"> — modifié — </w:t>
       </w:r>
-      <w:hyperlink w:history="1" r:id="rIdlepkkl0uaneya7hhiwnpf">
+      <w:hyperlink w:history="1" r:id="rIdnhqo1yxgrc8cwlyqpsse5">
         <w:r>
           <w:rPr>
             <w:rStyle w:val="Hyperlink"/>
@@ -868,7 +868,7 @@
       <w:r>
         <w:t xml:space="preserve"> — créé — </w:t>
       </w:r>
-      <w:hyperlink w:history="1" r:id="rIdpsorkypyjp3q55xovco0s">
+      <w:hyperlink w:history="1" r:id="rIdmzvcavhjs9bupq7nrjaew">
         <w:r>
           <w:rPr>
             <w:rStyle w:val="Hyperlink"/>
@@ -897,7 +897,7 @@
       <w:r>
         <w:t xml:space="preserve"> — modifié — </w:t>
       </w:r>
-      <w:hyperlink w:history="1" r:id="rIdptfuuls2thbgkyp1hprc8">
+      <w:hyperlink w:history="1" r:id="rIdsxhphqelt9hdapxuhtcil">
         <w:r>
           <w:rPr>
             <w:rStyle w:val="Hyperlink"/>
@@ -926,7 +926,7 @@
       <w:r>
         <w:t xml:space="preserve"> — modifié — </w:t>
       </w:r>
-      <w:hyperlink w:history="1" r:id="rIdheda684gew4zpkuwpqvim">
+      <w:hyperlink w:history="1" r:id="rIdlwedu9njg3hzy-okz9stq">
         <w:r>
           <w:rPr>
             <w:rStyle w:val="Hyperlink"/>
@@ -963,7 +963,7 @@
       <w:r>
         <w:t xml:space="preserve"> — modifié — </w:t>
       </w:r>
-      <w:hyperlink w:history="1" r:id="rId8pfjopecbykhwr6hmimyv">
+      <w:hyperlink w:history="1" r:id="rIdhy11ndlg3zmrh1bhxc423">
         <w:r>
           <w:rPr>
             <w:rStyle w:val="Hyperlink"/>
@@ -992,7 +992,7 @@
       <w:r>
         <w:t xml:space="preserve"> — modifié — </w:t>
       </w:r>
-      <w:hyperlink w:history="1" r:id="rIdn1fw30ssuplaog1pqjos3">
+      <w:hyperlink w:history="1" r:id="rIdpyztfr7joheqrzi7kstmk">
         <w:r>
           <w:rPr>
             <w:rStyle w:val="Hyperlink"/>

--- a/docs/developpement/phases/word/PHASE_36_BILAN_SUR_UNE_PERIODE_DU_AU.docx
+++ b/docs/developpement/phases/word/PHASE_36_BILAN_SUR_UNE_PERIODE_DU_AU.docx
@@ -20,7 +20,7 @@
       <w:r>
         <w:t xml:space="preserve">FlaiX Expert · dossier de développement · généré le 2026-10-04 depuis le dépôt </w:t>
       </w:r>
-      <w:hyperlink w:history="1" r:id="rIdn6qeoayzm3bdhypv6pyer">
+      <w:hyperlink w:history="1" r:id="rIdzfvdsfkzf-jinlkop0z3i">
         <w:r>
           <w:rPr>
             <w:rStyle w:val="Hyperlink"/>
@@ -506,7 +506,7 @@
           <w:numId w:val="2"/>
         </w:numPr>
       </w:pPr>
-      <w:hyperlink w:history="1" r:id="rIdeutfmfb_uperddstzmcqg">
+      <w:hyperlink w:history="1" r:id="rIdetdi9xeozu4j-fps88yi8">
         <w:r>
           <w:rPr>
             <w:rStyle w:val="Hyperlink"/>
@@ -554,7 +554,7 @@
       <w:r>
         <w:t xml:space="preserve"> — créé — </w:t>
       </w:r>
-      <w:hyperlink w:history="1" r:id="rIdtgk2kqsryz_9fvrbqfbmp">
+      <w:hyperlink w:history="1" r:id="rIdoxvfkw-dpzlc4u0sll9gx">
         <w:r>
           <w:rPr>
             <w:rStyle w:val="Hyperlink"/>
@@ -583,7 +583,7 @@
       <w:r>
         <w:t xml:space="preserve"> — créé — </w:t>
       </w:r>
-      <w:hyperlink w:history="1" r:id="rId--mpfmvwvwhlrccrxjzbq">
+      <w:hyperlink w:history="1" r:id="rIddzduixx08xhhabjcltcjc">
         <w:r>
           <w:rPr>
             <w:rStyle w:val="Hyperlink"/>
@@ -620,7 +620,7 @@
       <w:r>
         <w:t xml:space="preserve"> — modifié — </w:t>
       </w:r>
-      <w:hyperlink w:history="1" r:id="rIdmvfdtq0iftpetnc91bnmh">
+      <w:hyperlink w:history="1" r:id="rIdm8mcjqalpabbbrnv1s-3d">
         <w:r>
           <w:rPr>
             <w:rStyle w:val="Hyperlink"/>
@@ -649,7 +649,7 @@
       <w:r>
         <w:t xml:space="preserve"> — modifié — </w:t>
       </w:r>
-      <w:hyperlink w:history="1" r:id="rIdns-isd3d7q1ri-ng2ep9v">
+      <w:hyperlink w:history="1" r:id="rIdednzzbur6vgbmevkiwnzw">
         <w:r>
           <w:rPr>
             <w:rStyle w:val="Hyperlink"/>
@@ -678,7 +678,7 @@
       <w:r>
         <w:t xml:space="preserve"> — modifié — </w:t>
       </w:r>
-      <w:hyperlink w:history="1" r:id="rIdoc2q9ulr78mhqfndx0glf">
+      <w:hyperlink w:history="1" r:id="rIdew3vephrf6yyahvchdq6p">
         <w:r>
           <w:rPr>
             <w:rStyle w:val="Hyperlink"/>
@@ -707,7 +707,7 @@
       <w:r>
         <w:t xml:space="preserve"> — créé — </w:t>
       </w:r>
-      <w:hyperlink w:history="1" r:id="rIdix3nxko4zxwglebgi68g_">
+      <w:hyperlink w:history="1" r:id="rIdqw02a7tcwjuzecrhd9_dt">
         <w:r>
           <w:rPr>
             <w:rStyle w:val="Hyperlink"/>
@@ -744,7 +744,7 @@
       <w:r>
         <w:t xml:space="preserve"> — modifié — </w:t>
       </w:r>
-      <w:hyperlink w:history="1" r:id="rIdmmfjgjvxb3757wzktp-ie">
+      <w:hyperlink w:history="1" r:id="rIdxadupwldrb3iipvzv8taa">
         <w:r>
           <w:rPr>
             <w:rStyle w:val="Hyperlink"/>
@@ -773,7 +773,7 @@
       <w:r>
         <w:t xml:space="preserve"> — modifié — </w:t>
       </w:r>
-      <w:hyperlink w:history="1" r:id="rIdtwn43usdg2_5ofon999xo">
+      <w:hyperlink w:history="1" r:id="rIdmbvansprjwfhhh54k4ogl">
         <w:r>
           <w:rPr>
             <w:rStyle w:val="Hyperlink"/>
@@ -810,7 +810,7 @@
       <w:r>
         <w:t xml:space="preserve"> — modifié — </w:t>
       </w:r>
-      <w:hyperlink w:history="1" r:id="rIdtgkdau_zbtzm21ay_c3ky">
+      <w:hyperlink w:history="1" r:id="rIdkjoeeq3_fgluztuey1xkv">
         <w:r>
           <w:rPr>
             <w:rStyle w:val="Hyperlink"/>
@@ -839,7 +839,7 @@
       <w:r>
         <w:t xml:space="preserve"> — modifié — </w:t>
       </w:r>
-      <w:hyperlink w:history="1" r:id="rIdnhqo1yxgrc8cwlyqpsse5">
+      <w:hyperlink w:history="1" r:id="rIdo7ktklsrv946-z2itcyhj">
         <w:r>
           <w:rPr>
             <w:rStyle w:val="Hyperlink"/>
@@ -868,7 +868,7 @@
       <w:r>
         <w:t xml:space="preserve"> — créé — </w:t>
       </w:r>
-      <w:hyperlink w:history="1" r:id="rIdmzvcavhjs9bupq7nrjaew">
+      <w:hyperlink w:history="1" r:id="rIdjc581x4uwqw7nsttfxify">
         <w:r>
           <w:rPr>
             <w:rStyle w:val="Hyperlink"/>
@@ -897,7 +897,7 @@
       <w:r>
         <w:t xml:space="preserve"> — modifié — </w:t>
       </w:r>
-      <w:hyperlink w:history="1" r:id="rIdsxhphqelt9hdapxuhtcil">
+      <w:hyperlink w:history="1" r:id="rIdqhsdm7vgh8qt7lv03y4zu">
         <w:r>
           <w:rPr>
             <w:rStyle w:val="Hyperlink"/>
@@ -926,7 +926,7 @@
       <w:r>
         <w:t xml:space="preserve"> — modifié — </w:t>
       </w:r>
-      <w:hyperlink w:history="1" r:id="rIdlwedu9njg3hzy-okz9stq">
+      <w:hyperlink w:history="1" r:id="rIdscxsh_ya6jd_o_sflp3gg">
         <w:r>
           <w:rPr>
             <w:rStyle w:val="Hyperlink"/>
@@ -963,7 +963,7 @@
       <w:r>
         <w:t xml:space="preserve"> — modifié — </w:t>
       </w:r>
-      <w:hyperlink w:history="1" r:id="rIdhy11ndlg3zmrh1bhxc423">
+      <w:hyperlink w:history="1" r:id="rId-zakpxkbhgs8uawyvmlir">
         <w:r>
           <w:rPr>
             <w:rStyle w:val="Hyperlink"/>
@@ -992,7 +992,7 @@
       <w:r>
         <w:t xml:space="preserve"> — modifié — </w:t>
       </w:r>
-      <w:hyperlink w:history="1" r:id="rIdpyztfr7joheqrzi7kstmk">
+      <w:hyperlink w:history="1" r:id="rId7bzhhk696kihoi2xmdpe8">
         <w:r>
           <w:rPr>
             <w:rStyle w:val="Hyperlink"/>

--- a/docs/developpement/phases/word/PHASE_36_BILAN_SUR_UNE_PERIODE_DU_AU.docx
+++ b/docs/developpement/phases/word/PHASE_36_BILAN_SUR_UNE_PERIODE_DU_AU.docx
@@ -18,9 +18,9 @@
         <w:shd w:fill="F6F3FF" w:color="auto" w:val="clear"/>
       </w:pPr>
       <w:r>
-        <w:t xml:space="preserve">FlaiX Expert · dossier de développement · généré le 2026-10-04 depuis le dépôt </w:t>
-      </w:r>
-      <w:hyperlink w:history="1" r:id="rIdzfvdsfkzf-jinlkop0z3i">
+        <w:t xml:space="preserve">FlaiX Expert · dossier de développement · généré le 2026-10-19 depuis le dépôt </w:t>
+      </w:r>
+      <w:hyperlink w:history="1" r:id="rId7utnida0pw0nfwbojd1ge">
         <w:r>
           <w:rPr>
             <w:rStyle w:val="Hyperlink"/>
@@ -506,7 +506,7 @@
           <w:numId w:val="2"/>
         </w:numPr>
       </w:pPr>
-      <w:hyperlink w:history="1" r:id="rIdetdi9xeozu4j-fps88yi8">
+      <w:hyperlink w:history="1" r:id="rIdh9shouwgyzuyb7ervrd6f">
         <w:r>
           <w:rPr>
             <w:rStyle w:val="Hyperlink"/>
@@ -554,7 +554,7 @@
       <w:r>
         <w:t xml:space="preserve"> — créé — </w:t>
       </w:r>
-      <w:hyperlink w:history="1" r:id="rIdoxvfkw-dpzlc4u0sll9gx">
+      <w:hyperlink w:history="1" r:id="rId2x4zxdjbm6qq51evmoynb">
         <w:r>
           <w:rPr>
             <w:rStyle w:val="Hyperlink"/>
@@ -583,7 +583,7 @@
       <w:r>
         <w:t xml:space="preserve"> — créé — </w:t>
       </w:r>
-      <w:hyperlink w:history="1" r:id="rIddzduixx08xhhabjcltcjc">
+      <w:hyperlink w:history="1" r:id="rId9kmafsjxqmymowzmx5pg5">
         <w:r>
           <w:rPr>
             <w:rStyle w:val="Hyperlink"/>
@@ -620,7 +620,7 @@
       <w:r>
         <w:t xml:space="preserve"> — modifié — </w:t>
       </w:r>
-      <w:hyperlink w:history="1" r:id="rIdm8mcjqalpabbbrnv1s-3d">
+      <w:hyperlink w:history="1" r:id="rIdatdvzkkg9vmxkbqrsnadv">
         <w:r>
           <w:rPr>
             <w:rStyle w:val="Hyperlink"/>
@@ -649,7 +649,7 @@
       <w:r>
         <w:t xml:space="preserve"> — modifié — </w:t>
       </w:r>
-      <w:hyperlink w:history="1" r:id="rIdednzzbur6vgbmevkiwnzw">
+      <w:hyperlink w:history="1" r:id="rIda2w59obme8nzaflttchvt">
         <w:r>
           <w:rPr>
             <w:rStyle w:val="Hyperlink"/>
@@ -678,7 +678,7 @@
       <w:r>
         <w:t xml:space="preserve"> — modifié — </w:t>
       </w:r>
-      <w:hyperlink w:history="1" r:id="rIdew3vephrf6yyahvchdq6p">
+      <w:hyperlink w:history="1" r:id="rIdi286slsvv8hood5xsbuq7">
         <w:r>
           <w:rPr>
             <w:rStyle w:val="Hyperlink"/>
@@ -707,7 +707,7 @@
       <w:r>
         <w:t xml:space="preserve"> — créé — </w:t>
       </w:r>
-      <w:hyperlink w:history="1" r:id="rIdqw02a7tcwjuzecrhd9_dt">
+      <w:hyperlink w:history="1" r:id="rIdzxj7gj77chmzuuycaf0zy">
         <w:r>
           <w:rPr>
             <w:rStyle w:val="Hyperlink"/>
@@ -744,7 +744,7 @@
       <w:r>
         <w:t xml:space="preserve"> — modifié — </w:t>
       </w:r>
-      <w:hyperlink w:history="1" r:id="rIdxadupwldrb3iipvzv8taa">
+      <w:hyperlink w:history="1" r:id="rIdzks0iqz-xub0t93gop6bs">
         <w:r>
           <w:rPr>
             <w:rStyle w:val="Hyperlink"/>
@@ -773,7 +773,7 @@
       <w:r>
         <w:t xml:space="preserve"> — modifié — </w:t>
       </w:r>
-      <w:hyperlink w:history="1" r:id="rIdmbvansprjwfhhh54k4ogl">
+      <w:hyperlink w:history="1" r:id="rIdlaiqrpxa9vuf02qk1yn19">
         <w:r>
           <w:rPr>
             <w:rStyle w:val="Hyperlink"/>
@@ -810,7 +810,7 @@
       <w:r>
         <w:t xml:space="preserve"> — modifié — </w:t>
       </w:r>
-      <w:hyperlink w:history="1" r:id="rIdkjoeeq3_fgluztuey1xkv">
+      <w:hyperlink w:history="1" r:id="rIdfdg2hyj69av_tyrr0qgck">
         <w:r>
           <w:rPr>
             <w:rStyle w:val="Hyperlink"/>
@@ -839,7 +839,7 @@
       <w:r>
         <w:t xml:space="preserve"> — modifié — </w:t>
       </w:r>
-      <w:hyperlink w:history="1" r:id="rIdo7ktklsrv946-z2itcyhj">
+      <w:hyperlink w:history="1" r:id="rIdyft4nvmfrq0be_zz1nrfz">
         <w:r>
           <w:rPr>
             <w:rStyle w:val="Hyperlink"/>
@@ -868,7 +868,7 @@
       <w:r>
         <w:t xml:space="preserve"> — créé — </w:t>
       </w:r>
-      <w:hyperlink w:history="1" r:id="rIdjc581x4uwqw7nsttfxify">
+      <w:hyperlink w:history="1" r:id="rIdnovniunaeposdeysqtjmr">
         <w:r>
           <w:rPr>
             <w:rStyle w:val="Hyperlink"/>
@@ -897,7 +897,7 @@
       <w:r>
         <w:t xml:space="preserve"> — modifié — </w:t>
       </w:r>
-      <w:hyperlink w:history="1" r:id="rIdqhsdm7vgh8qt7lv03y4zu">
+      <w:hyperlink w:history="1" r:id="rId6h4d9ranly2vi_jq6inv2">
         <w:r>
           <w:rPr>
             <w:rStyle w:val="Hyperlink"/>
@@ -926,7 +926,7 @@
       <w:r>
         <w:t xml:space="preserve"> — modifié — </w:t>
       </w:r>
-      <w:hyperlink w:history="1" r:id="rIdscxsh_ya6jd_o_sflp3gg">
+      <w:hyperlink w:history="1" r:id="rIdgw6x4fme_r988asw4tz6u">
         <w:r>
           <w:rPr>
             <w:rStyle w:val="Hyperlink"/>
@@ -963,7 +963,7 @@
       <w:r>
         <w:t xml:space="preserve"> — modifié — </w:t>
       </w:r>
-      <w:hyperlink w:history="1" r:id="rId-zakpxkbhgs8uawyvmlir">
+      <w:hyperlink w:history="1" r:id="rIdpl1lyjiosouqapqfimkzo">
         <w:r>
           <w:rPr>
             <w:rStyle w:val="Hyperlink"/>
@@ -992,7 +992,7 @@
       <w:r>
         <w:t xml:space="preserve"> — modifié — </w:t>
       </w:r>
-      <w:hyperlink w:history="1" r:id="rId7bzhhk696kihoi2xmdpe8">
+      <w:hyperlink w:history="1" r:id="rId7vwsjmir25ynfrr_k2x4l">
         <w:r>
           <w:rPr>
             <w:rStyle w:val="Hyperlink"/>

--- a/docs/developpement/phases/word/PHASE_36_BILAN_SUR_UNE_PERIODE_DU_AU.docx
+++ b/docs/developpement/phases/word/PHASE_36_BILAN_SUR_UNE_PERIODE_DU_AU.docx
@@ -20,7 +20,7 @@
       <w:r>
         <w:t xml:space="preserve">FlaiX Expert · dossier de développement · généré le 2026-10-19 depuis le dépôt </w:t>
       </w:r>
-      <w:hyperlink w:history="1" r:id="rId7utnida0pw0nfwbojd1ge">
+      <w:hyperlink w:history="1" r:id="rIdi84izmisbmx-2j_brbqwy">
         <w:r>
           <w:rPr>
             <w:rStyle w:val="Hyperlink"/>
@@ -506,7 +506,7 @@
           <w:numId w:val="2"/>
         </w:numPr>
       </w:pPr>
-      <w:hyperlink w:history="1" r:id="rIdh9shouwgyzuyb7ervrd6f">
+      <w:hyperlink w:history="1" r:id="rId18k09l3yafhytnbvsjw19">
         <w:r>
           <w:rPr>
             <w:rStyle w:val="Hyperlink"/>
@@ -554,7 +554,7 @@
       <w:r>
         <w:t xml:space="preserve"> — créé — </w:t>
       </w:r>
-      <w:hyperlink w:history="1" r:id="rId2x4zxdjbm6qq51evmoynb">
+      <w:hyperlink w:history="1" r:id="rIdq0ch4rjzqtsl4htvn_sy0">
         <w:r>
           <w:rPr>
             <w:rStyle w:val="Hyperlink"/>
@@ -583,7 +583,7 @@
       <w:r>
         <w:t xml:space="preserve"> — créé — </w:t>
       </w:r>
-      <w:hyperlink w:history="1" r:id="rId9kmafsjxqmymowzmx5pg5">
+      <w:hyperlink w:history="1" r:id="rIdl1g9tlce-fzth0fcmtwto">
         <w:r>
           <w:rPr>
             <w:rStyle w:val="Hyperlink"/>
@@ -620,7 +620,7 @@
       <w:r>
         <w:t xml:space="preserve"> — modifié — </w:t>
       </w:r>
-      <w:hyperlink w:history="1" r:id="rIdatdvzkkg9vmxkbqrsnadv">
+      <w:hyperlink w:history="1" r:id="rIdcsyo8clecgo4udtoapcop">
         <w:r>
           <w:rPr>
             <w:rStyle w:val="Hyperlink"/>
@@ -649,7 +649,7 @@
       <w:r>
         <w:t xml:space="preserve"> — modifié — </w:t>
       </w:r>
-      <w:hyperlink w:history="1" r:id="rIda2w59obme8nzaflttchvt">
+      <w:hyperlink w:history="1" r:id="rId41gzw6h_c-qcdb1omh6s5">
         <w:r>
           <w:rPr>
             <w:rStyle w:val="Hyperlink"/>
@@ -678,7 +678,7 @@
       <w:r>
         <w:t xml:space="preserve"> — modifié — </w:t>
       </w:r>
-      <w:hyperlink w:history="1" r:id="rIdi286slsvv8hood5xsbuq7">
+      <w:hyperlink w:history="1" r:id="rIdwputcqmbujwnjtyroqhco">
         <w:r>
           <w:rPr>
             <w:rStyle w:val="Hyperlink"/>
@@ -707,7 +707,7 @@
       <w:r>
         <w:t xml:space="preserve"> — créé — </w:t>
       </w:r>
-      <w:hyperlink w:history="1" r:id="rIdzxj7gj77chmzuuycaf0zy">
+      <w:hyperlink w:history="1" r:id="rId-ht1-wdty2i_lppdc9iab">
         <w:r>
           <w:rPr>
             <w:rStyle w:val="Hyperlink"/>
@@ -744,7 +744,7 @@
       <w:r>
         <w:t xml:space="preserve"> — modifié — </w:t>
       </w:r>
-      <w:hyperlink w:history="1" r:id="rIdzks0iqz-xub0t93gop6bs">
+      <w:hyperlink w:history="1" r:id="rIddlzrycslmwjxjnatqgivr">
         <w:r>
           <w:rPr>
             <w:rStyle w:val="Hyperlink"/>
@@ -773,7 +773,7 @@
       <w:r>
         <w:t xml:space="preserve"> — modifié — </w:t>
       </w:r>
-      <w:hyperlink w:history="1" r:id="rIdlaiqrpxa9vuf02qk1yn19">
+      <w:hyperlink w:history="1" r:id="rId351fabjpmqsh6c_vftnui">
         <w:r>
           <w:rPr>
             <w:rStyle w:val="Hyperlink"/>
@@ -810,7 +810,7 @@
       <w:r>
         <w:t xml:space="preserve"> — modifié — </w:t>
       </w:r>
-      <w:hyperlink w:history="1" r:id="rIdfdg2hyj69av_tyrr0qgck">
+      <w:hyperlink w:history="1" r:id="rId-s-hvnlval6zzark_ox3v">
         <w:r>
           <w:rPr>
             <w:rStyle w:val="Hyperlink"/>
@@ -839,7 +839,7 @@
       <w:r>
         <w:t xml:space="preserve"> — modifié — </w:t>
       </w:r>
-      <w:hyperlink w:history="1" r:id="rIdyft4nvmfrq0be_zz1nrfz">
+      <w:hyperlink w:history="1" r:id="rIdk9zmgw0ucrlscodsrlhxx">
         <w:r>
           <w:rPr>
             <w:rStyle w:val="Hyperlink"/>
@@ -868,7 +868,7 @@
       <w:r>
         <w:t xml:space="preserve"> — créé — </w:t>
       </w:r>
-      <w:hyperlink w:history="1" r:id="rIdnovniunaeposdeysqtjmr">
+      <w:hyperlink w:history="1" r:id="rIdxyhm80usql_qnbwqrd9zz">
         <w:r>
           <w:rPr>
             <w:rStyle w:val="Hyperlink"/>
@@ -897,7 +897,7 @@
       <w:r>
         <w:t xml:space="preserve"> — modifié — </w:t>
       </w:r>
-      <w:hyperlink w:history="1" r:id="rId6h4d9ranly2vi_jq6inv2">
+      <w:hyperlink w:history="1" r:id="rIdj-cgetj4uzzasszmx5n8s">
         <w:r>
           <w:rPr>
             <w:rStyle w:val="Hyperlink"/>
@@ -926,7 +926,7 @@
       <w:r>
         <w:t xml:space="preserve"> — modifié — </w:t>
       </w:r>
-      <w:hyperlink w:history="1" r:id="rIdgw6x4fme_r988asw4tz6u">
+      <w:hyperlink w:history="1" r:id="rIdy63umuqc_otkve7qgnz5c">
         <w:r>
           <w:rPr>
             <w:rStyle w:val="Hyperlink"/>
@@ -963,7 +963,7 @@
       <w:r>
         <w:t xml:space="preserve"> — modifié — </w:t>
       </w:r>
-      <w:hyperlink w:history="1" r:id="rIdpl1lyjiosouqapqfimkzo">
+      <w:hyperlink w:history="1" r:id="rIdsfuftyjdvd66zu1yeigxl">
         <w:r>
           <w:rPr>
             <w:rStyle w:val="Hyperlink"/>
@@ -992,7 +992,7 @@
       <w:r>
         <w:t xml:space="preserve"> — modifié — </w:t>
       </w:r>
-      <w:hyperlink w:history="1" r:id="rId7vwsjmir25ynfrr_k2x4l">
+      <w:hyperlink w:history="1" r:id="rIdpwtbjf6rzeeeptlmxseoi">
         <w:r>
           <w:rPr>
             <w:rStyle w:val="Hyperlink"/>

--- a/docs/developpement/phases/word/PHASE_36_BILAN_SUR_UNE_PERIODE_DU_AU.docx
+++ b/docs/developpement/phases/word/PHASE_36_BILAN_SUR_UNE_PERIODE_DU_AU.docx
@@ -20,7 +20,7 @@
       <w:r>
         <w:t xml:space="preserve">FlaiX Expert · dossier de développement · généré le 2026-10-19 depuis le dépôt </w:t>
       </w:r>
-      <w:hyperlink w:history="1" r:id="rIdi84izmisbmx-2j_brbqwy">
+      <w:hyperlink w:history="1" r:id="rIdi6xxdcc2wiuarbmcpu9rj">
         <w:r>
           <w:rPr>
             <w:rStyle w:val="Hyperlink"/>
@@ -506,7 +506,7 @@
           <w:numId w:val="2"/>
         </w:numPr>
       </w:pPr>
-      <w:hyperlink w:history="1" r:id="rId18k09l3yafhytnbvsjw19">
+      <w:hyperlink w:history="1" r:id="rIdbimnak6aa_sqozql9lxut">
         <w:r>
           <w:rPr>
             <w:rStyle w:val="Hyperlink"/>
@@ -554,7 +554,7 @@
       <w:r>
         <w:t xml:space="preserve"> — créé — </w:t>
       </w:r>
-      <w:hyperlink w:history="1" r:id="rIdq0ch4rjzqtsl4htvn_sy0">
+      <w:hyperlink w:history="1" r:id="rId60dvdjjb-_mc4c4d940ba">
         <w:r>
           <w:rPr>
             <w:rStyle w:val="Hyperlink"/>
@@ -583,7 +583,7 @@
       <w:r>
         <w:t xml:space="preserve"> — créé — </w:t>
       </w:r>
-      <w:hyperlink w:history="1" r:id="rIdl1g9tlce-fzth0fcmtwto">
+      <w:hyperlink w:history="1" r:id="rIdcempcn2svfxgpodsw8jau">
         <w:r>
           <w:rPr>
             <w:rStyle w:val="Hyperlink"/>
@@ -620,7 +620,7 @@
       <w:r>
         <w:t xml:space="preserve"> — modifié — </w:t>
       </w:r>
-      <w:hyperlink w:history="1" r:id="rIdcsyo8clecgo4udtoapcop">
+      <w:hyperlink w:history="1" r:id="rId4ry788oo9jccrc2ph_ixr">
         <w:r>
           <w:rPr>
             <w:rStyle w:val="Hyperlink"/>
@@ -649,7 +649,7 @@
       <w:r>
         <w:t xml:space="preserve"> — modifié — </w:t>
       </w:r>
-      <w:hyperlink w:history="1" r:id="rId41gzw6h_c-qcdb1omh6s5">
+      <w:hyperlink w:history="1" r:id="rIdl79cs5jxbtmx7ylkipnux">
         <w:r>
           <w:rPr>
             <w:rStyle w:val="Hyperlink"/>
@@ -678,7 +678,7 @@
       <w:r>
         <w:t xml:space="preserve"> — modifié — </w:t>
       </w:r>
-      <w:hyperlink w:history="1" r:id="rIdwputcqmbujwnjtyroqhco">
+      <w:hyperlink w:history="1" r:id="rIdbwkmbivngiyi8gqcgn5ma">
         <w:r>
           <w:rPr>
             <w:rStyle w:val="Hyperlink"/>
@@ -707,7 +707,7 @@
       <w:r>
         <w:t xml:space="preserve"> — créé — </w:t>
       </w:r>
-      <w:hyperlink w:history="1" r:id="rId-ht1-wdty2i_lppdc9iab">
+      <w:hyperlink w:history="1" r:id="rIdoneqpsvyau3oohuqs4f-i">
         <w:r>
           <w:rPr>
             <w:rStyle w:val="Hyperlink"/>
@@ -744,7 +744,7 @@
       <w:r>
         <w:t xml:space="preserve"> — modifié — </w:t>
       </w:r>
-      <w:hyperlink w:history="1" r:id="rIddlzrycslmwjxjnatqgivr">
+      <w:hyperlink w:history="1" r:id="rIdvwtpnd54ttnjx_7gbgszw">
         <w:r>
           <w:rPr>
             <w:rStyle w:val="Hyperlink"/>
@@ -773,7 +773,7 @@
       <w:r>
         <w:t xml:space="preserve"> — modifié — </w:t>
       </w:r>
-      <w:hyperlink w:history="1" r:id="rId351fabjpmqsh6c_vftnui">
+      <w:hyperlink w:history="1" r:id="rIdkn6zetrm3kc4tfxsc3omj">
         <w:r>
           <w:rPr>
             <w:rStyle w:val="Hyperlink"/>
@@ -810,7 +810,7 @@
       <w:r>
         <w:t xml:space="preserve"> — modifié — </w:t>
       </w:r>
-      <w:hyperlink w:history="1" r:id="rId-s-hvnlval6zzark_ox3v">
+      <w:hyperlink w:history="1" r:id="rIdmelxwdt7agcjvank-xaew">
         <w:r>
           <w:rPr>
             <w:rStyle w:val="Hyperlink"/>
@@ -839,7 +839,7 @@
       <w:r>
         <w:t xml:space="preserve"> — modifié — </w:t>
       </w:r>
-      <w:hyperlink w:history="1" r:id="rIdk9zmgw0ucrlscodsrlhxx">
+      <w:hyperlink w:history="1" r:id="rIdsxvfmdbnzi86wdhinq3un">
         <w:r>
           <w:rPr>
             <w:rStyle w:val="Hyperlink"/>
@@ -868,7 +868,7 @@
       <w:r>
         <w:t xml:space="preserve"> — créé — </w:t>
       </w:r>
-      <w:hyperlink w:history="1" r:id="rIdxyhm80usql_qnbwqrd9zz">
+      <w:hyperlink w:history="1" r:id="rIdwlkqawpew7idy4h2tfs10">
         <w:r>
           <w:rPr>
             <w:rStyle w:val="Hyperlink"/>
@@ -897,7 +897,7 @@
       <w:r>
         <w:t xml:space="preserve"> — modifié — </w:t>
       </w:r>
-      <w:hyperlink w:history="1" r:id="rIdj-cgetj4uzzasszmx5n8s">
+      <w:hyperlink w:history="1" r:id="rIdocuiedqzitgqbfdcakqvi">
         <w:r>
           <w:rPr>
             <w:rStyle w:val="Hyperlink"/>
@@ -926,7 +926,7 @@
       <w:r>
         <w:t xml:space="preserve"> — modifié — </w:t>
       </w:r>
-      <w:hyperlink w:history="1" r:id="rIdy63umuqc_otkve7qgnz5c">
+      <w:hyperlink w:history="1" r:id="rId0rpuffig-nv86fifcpq8l">
         <w:r>
           <w:rPr>
             <w:rStyle w:val="Hyperlink"/>
@@ -963,7 +963,7 @@
       <w:r>
         <w:t xml:space="preserve"> — modifié — </w:t>
       </w:r>
-      <w:hyperlink w:history="1" r:id="rIdsfuftyjdvd66zu1yeigxl">
+      <w:hyperlink w:history="1" r:id="rId3-fp10ez8kioedbxcmjkj">
         <w:r>
           <w:rPr>
             <w:rStyle w:val="Hyperlink"/>
@@ -992,7 +992,7 @@
       <w:r>
         <w:t xml:space="preserve"> — modifié — </w:t>
       </w:r>
-      <w:hyperlink w:history="1" r:id="rIdpwtbjf6rzeeeptlmxseoi">
+      <w:hyperlink w:history="1" r:id="rIdnau7pwrn7hwgcaso0muuc">
         <w:r>
           <w:rPr>
             <w:rStyle w:val="Hyperlink"/>

--- a/docs/developpement/phases/word/PHASE_36_BILAN_SUR_UNE_PERIODE_DU_AU.docx
+++ b/docs/developpement/phases/word/PHASE_36_BILAN_SUR_UNE_PERIODE_DU_AU.docx
@@ -20,7 +20,7 @@
       <w:r>
         <w:t xml:space="preserve">FlaiX Expert · dossier de développement · généré le 2026-10-19 depuis le dépôt </w:t>
       </w:r>
-      <w:hyperlink w:history="1" r:id="rIdi6xxdcc2wiuarbmcpu9rj">
+      <w:hyperlink w:history="1" r:id="rId3k0254eznkojby6c9pmeb">
         <w:r>
           <w:rPr>
             <w:rStyle w:val="Hyperlink"/>
@@ -506,7 +506,7 @@
           <w:numId w:val="2"/>
         </w:numPr>
       </w:pPr>
-      <w:hyperlink w:history="1" r:id="rIdbimnak6aa_sqozql9lxut">
+      <w:hyperlink w:history="1" r:id="rIdw3f7cikx2lfcista5akyl">
         <w:r>
           <w:rPr>
             <w:rStyle w:val="Hyperlink"/>
@@ -554,7 +554,7 @@
       <w:r>
         <w:t xml:space="preserve"> — créé — </w:t>
       </w:r>
-      <w:hyperlink w:history="1" r:id="rId60dvdjjb-_mc4c4d940ba">
+      <w:hyperlink w:history="1" r:id="rIdtacnfeaxnjux8aev7ihfy">
         <w:r>
           <w:rPr>
             <w:rStyle w:val="Hyperlink"/>
@@ -583,7 +583,7 @@
       <w:r>
         <w:t xml:space="preserve"> — créé — </w:t>
       </w:r>
-      <w:hyperlink w:history="1" r:id="rIdcempcn2svfxgpodsw8jau">
+      <w:hyperlink w:history="1" r:id="rIdtfbm_y_yeamwa0u-c0hbr">
         <w:r>
           <w:rPr>
             <w:rStyle w:val="Hyperlink"/>
@@ -620,7 +620,7 @@
       <w:r>
         <w:t xml:space="preserve"> — modifié — </w:t>
       </w:r>
-      <w:hyperlink w:history="1" r:id="rId4ry788oo9jccrc2ph_ixr">
+      <w:hyperlink w:history="1" r:id="rIdk1krfjl-8tnqr4ds7qgk8">
         <w:r>
           <w:rPr>
             <w:rStyle w:val="Hyperlink"/>
@@ -649,7 +649,7 @@
       <w:r>
         <w:t xml:space="preserve"> — modifié — </w:t>
       </w:r>
-      <w:hyperlink w:history="1" r:id="rIdl79cs5jxbtmx7ylkipnux">
+      <w:hyperlink w:history="1" r:id="rIduqeckml-ctyvxcayzaqvz">
         <w:r>
           <w:rPr>
             <w:rStyle w:val="Hyperlink"/>
@@ -678,7 +678,7 @@
       <w:r>
         <w:t xml:space="preserve"> — modifié — </w:t>
       </w:r>
-      <w:hyperlink w:history="1" r:id="rIdbwkmbivngiyi8gqcgn5ma">
+      <w:hyperlink w:history="1" r:id="rIdp8zi6jbbdg03mfa-hvxgf">
         <w:r>
           <w:rPr>
             <w:rStyle w:val="Hyperlink"/>
@@ -707,7 +707,7 @@
       <w:r>
         <w:t xml:space="preserve"> — créé — </w:t>
       </w:r>
-      <w:hyperlink w:history="1" r:id="rIdoneqpsvyau3oohuqs4f-i">
+      <w:hyperlink w:history="1" r:id="rIdc1jpijeb-6g2nu-f9lte0">
         <w:r>
           <w:rPr>
             <w:rStyle w:val="Hyperlink"/>
@@ -744,7 +744,7 @@
       <w:r>
         <w:t xml:space="preserve"> — modifié — </w:t>
       </w:r>
-      <w:hyperlink w:history="1" r:id="rIdvwtpnd54ttnjx_7gbgszw">
+      <w:hyperlink w:history="1" r:id="rId_csjehiyz7ojbu6ygbrcj">
         <w:r>
           <w:rPr>
             <w:rStyle w:val="Hyperlink"/>
@@ -773,7 +773,7 @@
       <w:r>
         <w:t xml:space="preserve"> — modifié — </w:t>
       </w:r>
-      <w:hyperlink w:history="1" r:id="rIdkn6zetrm3kc4tfxsc3omj">
+      <w:hyperlink w:history="1" r:id="rIdjno-m99u_o0qw5_veixbx">
         <w:r>
           <w:rPr>
             <w:rStyle w:val="Hyperlink"/>
@@ -810,7 +810,7 @@
       <w:r>
         <w:t xml:space="preserve"> — modifié — </w:t>
       </w:r>
-      <w:hyperlink w:history="1" r:id="rIdmelxwdt7agcjvank-xaew">
+      <w:hyperlink w:history="1" r:id="rIdjcy_mya9azdpskzswqnyz">
         <w:r>
           <w:rPr>
             <w:rStyle w:val="Hyperlink"/>
@@ -839,7 +839,7 @@
       <w:r>
         <w:t xml:space="preserve"> — modifié — </w:t>
       </w:r>
-      <w:hyperlink w:history="1" r:id="rIdsxvfmdbnzi86wdhinq3un">
+      <w:hyperlink w:history="1" r:id="rIduhblge4vj6ocxuqquidoe">
         <w:r>
           <w:rPr>
             <w:rStyle w:val="Hyperlink"/>
@@ -868,7 +868,7 @@
       <w:r>
         <w:t xml:space="preserve"> — créé — </w:t>
       </w:r>
-      <w:hyperlink w:history="1" r:id="rIdwlkqawpew7idy4h2tfs10">
+      <w:hyperlink w:history="1" r:id="rId0n_dgjwvpye-ba8umuapc">
         <w:r>
           <w:rPr>
             <w:rStyle w:val="Hyperlink"/>
@@ -897,7 +897,7 @@
       <w:r>
         <w:t xml:space="preserve"> — modifié — </w:t>
       </w:r>
-      <w:hyperlink w:history="1" r:id="rIdocuiedqzitgqbfdcakqvi">
+      <w:hyperlink w:history="1" r:id="rIdpc1ci7mk6nssem4omaggg">
         <w:r>
           <w:rPr>
             <w:rStyle w:val="Hyperlink"/>
@@ -926,7 +926,7 @@
       <w:r>
         <w:t xml:space="preserve"> — modifié — </w:t>
       </w:r>
-      <w:hyperlink w:history="1" r:id="rId0rpuffig-nv86fifcpq8l">
+      <w:hyperlink w:history="1" r:id="rIddns-hk-b4cxzbotsshezh">
         <w:r>
           <w:rPr>
             <w:rStyle w:val="Hyperlink"/>
@@ -963,7 +963,7 @@
       <w:r>
         <w:t xml:space="preserve"> — modifié — </w:t>
       </w:r>
-      <w:hyperlink w:history="1" r:id="rId3-fp10ez8kioedbxcmjkj">
+      <w:hyperlink w:history="1" r:id="rIderrok2vrmvyvtin7uwn7d">
         <w:r>
           <w:rPr>
             <w:rStyle w:val="Hyperlink"/>
@@ -992,7 +992,7 @@
       <w:r>
         <w:t xml:space="preserve"> — modifié — </w:t>
       </w:r>
-      <w:hyperlink w:history="1" r:id="rIdnau7pwrn7hwgcaso0muuc">
+      <w:hyperlink w:history="1" r:id="rIdkjqddbpwlrxowpvsmgj0q">
         <w:r>
           <w:rPr>
             <w:rStyle w:val="Hyperlink"/>

--- a/docs/developpement/phases/word/PHASE_36_BILAN_SUR_UNE_PERIODE_DU_AU.docx
+++ b/docs/developpement/phases/word/PHASE_36_BILAN_SUR_UNE_PERIODE_DU_AU.docx
@@ -20,7 +20,7 @@
       <w:r>
         <w:t xml:space="preserve">FlaiX Expert · dossier de développement · généré le 2026-10-19 depuis le dépôt </w:t>
       </w:r>
-      <w:hyperlink w:history="1" r:id="rId3k0254eznkojby6c9pmeb">
+      <w:hyperlink w:history="1" r:id="rIdpdne5ufkccps5uzpnk-yo">
         <w:r>
           <w:rPr>
             <w:rStyle w:val="Hyperlink"/>
@@ -506,7 +506,7 @@
           <w:numId w:val="2"/>
         </w:numPr>
       </w:pPr>
-      <w:hyperlink w:history="1" r:id="rIdw3f7cikx2lfcista5akyl">
+      <w:hyperlink w:history="1" r:id="rId9xf0-wev9dhgzqgiuj3jd">
         <w:r>
           <w:rPr>
             <w:rStyle w:val="Hyperlink"/>
@@ -554,7 +554,7 @@
       <w:r>
         <w:t xml:space="preserve"> — créé — </w:t>
       </w:r>
-      <w:hyperlink w:history="1" r:id="rIdtacnfeaxnjux8aev7ihfy">
+      <w:hyperlink w:history="1" r:id="rIdh1yiydsmbuh9vkysvuvbz">
         <w:r>
           <w:rPr>
             <w:rStyle w:val="Hyperlink"/>
@@ -583,7 +583,7 @@
       <w:r>
         <w:t xml:space="preserve"> — créé — </w:t>
       </w:r>
-      <w:hyperlink w:history="1" r:id="rIdtfbm_y_yeamwa0u-c0hbr">
+      <w:hyperlink w:history="1" r:id="rId10xhtuqj0oejm5u7gdhpt">
         <w:r>
           <w:rPr>
             <w:rStyle w:val="Hyperlink"/>
@@ -620,7 +620,7 @@
       <w:r>
         <w:t xml:space="preserve"> — modifié — </w:t>
       </w:r>
-      <w:hyperlink w:history="1" r:id="rIdk1krfjl-8tnqr4ds7qgk8">
+      <w:hyperlink w:history="1" r:id="rIdeayolzdehfrlhyjtosi_1">
         <w:r>
           <w:rPr>
             <w:rStyle w:val="Hyperlink"/>
@@ -649,7 +649,7 @@
       <w:r>
         <w:t xml:space="preserve"> — modifié — </w:t>
       </w:r>
-      <w:hyperlink w:history="1" r:id="rIduqeckml-ctyvxcayzaqvz">
+      <w:hyperlink w:history="1" r:id="rIdweam5wtksgqikupxnzpuj">
         <w:r>
           <w:rPr>
             <w:rStyle w:val="Hyperlink"/>
@@ -678,7 +678,7 @@
       <w:r>
         <w:t xml:space="preserve"> — modifié — </w:t>
       </w:r>
-      <w:hyperlink w:history="1" r:id="rIdp8zi6jbbdg03mfa-hvxgf">
+      <w:hyperlink w:history="1" r:id="rIdcatysomkvueliq30rmynv">
         <w:r>
           <w:rPr>
             <w:rStyle w:val="Hyperlink"/>
@@ -707,7 +707,7 @@
       <w:r>
         <w:t xml:space="preserve"> — créé — </w:t>
       </w:r>
-      <w:hyperlink w:history="1" r:id="rIdc1jpijeb-6g2nu-f9lte0">
+      <w:hyperlink w:history="1" r:id="rId8o67wiezlgyrtezkhrg1d">
         <w:r>
           <w:rPr>
             <w:rStyle w:val="Hyperlink"/>
@@ -744,7 +744,7 @@
       <w:r>
         <w:t xml:space="preserve"> — modifié — </w:t>
       </w:r>
-      <w:hyperlink w:history="1" r:id="rId_csjehiyz7ojbu6ygbrcj">
+      <w:hyperlink w:history="1" r:id="rIdpdfvnbjr0l4kpv9tlisqd">
         <w:r>
           <w:rPr>
             <w:rStyle w:val="Hyperlink"/>
@@ -773,7 +773,7 @@
       <w:r>
         <w:t xml:space="preserve"> — modifié — </w:t>
       </w:r>
-      <w:hyperlink w:history="1" r:id="rIdjno-m99u_o0qw5_veixbx">
+      <w:hyperlink w:history="1" r:id="rIdqant2fnhxpf3uaqghkwoa">
         <w:r>
           <w:rPr>
             <w:rStyle w:val="Hyperlink"/>
@@ -810,7 +810,7 @@
       <w:r>
         <w:t xml:space="preserve"> — modifié — </w:t>
       </w:r>
-      <w:hyperlink w:history="1" r:id="rIdjcy_mya9azdpskzswqnyz">
+      <w:hyperlink w:history="1" r:id="rId1_y_ty-jqkogitzjwzdl-">
         <w:r>
           <w:rPr>
             <w:rStyle w:val="Hyperlink"/>
@@ -839,7 +839,7 @@
       <w:r>
         <w:t xml:space="preserve"> — modifié — </w:t>
       </w:r>
-      <w:hyperlink w:history="1" r:id="rIduhblge4vj6ocxuqquidoe">
+      <w:hyperlink w:history="1" r:id="rIdm2u5qgmhkexhva9vwemur">
         <w:r>
           <w:rPr>
             <w:rStyle w:val="Hyperlink"/>
@@ -868,7 +868,7 @@
       <w:r>
         <w:t xml:space="preserve"> — créé — </w:t>
       </w:r>
-      <w:hyperlink w:history="1" r:id="rId0n_dgjwvpye-ba8umuapc">
+      <w:hyperlink w:history="1" r:id="rIdowl6wrz1bnnf6bjhz1z1-">
         <w:r>
           <w:rPr>
             <w:rStyle w:val="Hyperlink"/>
@@ -897,7 +897,7 @@
       <w:r>
         <w:t xml:space="preserve"> — modifié — </w:t>
       </w:r>
-      <w:hyperlink w:history="1" r:id="rIdpc1ci7mk6nssem4omaggg">
+      <w:hyperlink w:history="1" r:id="rIdxab8ep1ti9qzwrkt0lyij">
         <w:r>
           <w:rPr>
             <w:rStyle w:val="Hyperlink"/>
@@ -926,7 +926,7 @@
       <w:r>
         <w:t xml:space="preserve"> — modifié — </w:t>
       </w:r>
-      <w:hyperlink w:history="1" r:id="rIddns-hk-b4cxzbotsshezh">
+      <w:hyperlink w:history="1" r:id="rIdatx3xircwvpbfzxsnpa2q">
         <w:r>
           <w:rPr>
             <w:rStyle w:val="Hyperlink"/>
@@ -963,7 +963,7 @@
       <w:r>
         <w:t xml:space="preserve"> — modifié — </w:t>
       </w:r>
-      <w:hyperlink w:history="1" r:id="rIderrok2vrmvyvtin7uwn7d">
+      <w:hyperlink w:history="1" r:id="rIdbbh_akn2kqni6_4_unrll">
         <w:r>
           <w:rPr>
             <w:rStyle w:val="Hyperlink"/>
@@ -992,7 +992,7 @@
       <w:r>
         <w:t xml:space="preserve"> — modifié — </w:t>
       </w:r>
-      <w:hyperlink w:history="1" r:id="rIdkjqddbpwlrxowpvsmgj0q">
+      <w:hyperlink w:history="1" r:id="rIdfpwkvhpz80t_be2_k76zl">
         <w:r>
           <w:rPr>
             <w:rStyle w:val="Hyperlink"/>

--- a/docs/developpement/phases/word/PHASE_36_BILAN_SUR_UNE_PERIODE_DU_AU.docx
+++ b/docs/developpement/phases/word/PHASE_36_BILAN_SUR_UNE_PERIODE_DU_AU.docx
@@ -18,9 +18,9 @@
         <w:shd w:fill="F6F3FF" w:color="auto" w:val="clear"/>
       </w:pPr>
       <w:r>
-        <w:t xml:space="preserve">FlaiX Expert · dossier de développement · généré le 2026-10-19 depuis le dépôt </w:t>
-      </w:r>
-      <w:hyperlink w:history="1" r:id="rIdpdne5ufkccps5uzpnk-yo">
+        <w:t xml:space="preserve">FlaiX Expert · dossier de développement · généré le 2026-10-21 depuis le dépôt </w:t>
+      </w:r>
+      <w:hyperlink w:history="1" r:id="rId9scwvottddtwbwt2jhy_h">
         <w:r>
           <w:rPr>
             <w:rStyle w:val="Hyperlink"/>
@@ -506,7 +506,7 @@
           <w:numId w:val="2"/>
         </w:numPr>
       </w:pPr>
-      <w:hyperlink w:history="1" r:id="rId9xf0-wev9dhgzqgiuj3jd">
+      <w:hyperlink w:history="1" r:id="rIdi8fgcl6iqbrfkn-bzjkwl">
         <w:r>
           <w:rPr>
             <w:rStyle w:val="Hyperlink"/>
@@ -554,7 +554,7 @@
       <w:r>
         <w:t xml:space="preserve"> — créé — </w:t>
       </w:r>
-      <w:hyperlink w:history="1" r:id="rIdh1yiydsmbuh9vkysvuvbz">
+      <w:hyperlink w:history="1" r:id="rIds_1nt3ap80ejb7un1jsnt">
         <w:r>
           <w:rPr>
             <w:rStyle w:val="Hyperlink"/>
@@ -583,7 +583,7 @@
       <w:r>
         <w:t xml:space="preserve"> — créé — </w:t>
       </w:r>
-      <w:hyperlink w:history="1" r:id="rId10xhtuqj0oejm5u7gdhpt">
+      <w:hyperlink w:history="1" r:id="rId26at_fkx4lveinwdqzwd4">
         <w:r>
           <w:rPr>
             <w:rStyle w:val="Hyperlink"/>
@@ -620,7 +620,7 @@
       <w:r>
         <w:t xml:space="preserve"> — modifié — </w:t>
       </w:r>
-      <w:hyperlink w:history="1" r:id="rIdeayolzdehfrlhyjtosi_1">
+      <w:hyperlink w:history="1" r:id="rId1tq05a5wx9v8agezn1jtd">
         <w:r>
           <w:rPr>
             <w:rStyle w:val="Hyperlink"/>
@@ -649,7 +649,7 @@
       <w:r>
         <w:t xml:space="preserve"> — modifié — </w:t>
       </w:r>
-      <w:hyperlink w:history="1" r:id="rIdweam5wtksgqikupxnzpuj">
+      <w:hyperlink w:history="1" r:id="rIdo_pjwos0t_s_fja8ijkex">
         <w:r>
           <w:rPr>
             <w:rStyle w:val="Hyperlink"/>
@@ -678,7 +678,7 @@
       <w:r>
         <w:t xml:space="preserve"> — modifié — </w:t>
       </w:r>
-      <w:hyperlink w:history="1" r:id="rIdcatysomkvueliq30rmynv">
+      <w:hyperlink w:history="1" r:id="rIdiyhwprnmft6gsbtrfamiw">
         <w:r>
           <w:rPr>
             <w:rStyle w:val="Hyperlink"/>
@@ -707,7 +707,7 @@
       <w:r>
         <w:t xml:space="preserve"> — créé — </w:t>
       </w:r>
-      <w:hyperlink w:history="1" r:id="rId8o67wiezlgyrtezkhrg1d">
+      <w:hyperlink w:history="1" r:id="rIdwyjnv6q7giqwev0r1u1rz">
         <w:r>
           <w:rPr>
             <w:rStyle w:val="Hyperlink"/>
@@ -744,7 +744,7 @@
       <w:r>
         <w:t xml:space="preserve"> — modifié — </w:t>
       </w:r>
-      <w:hyperlink w:history="1" r:id="rIdpdfvnbjr0l4kpv9tlisqd">
+      <w:hyperlink w:history="1" r:id="rIdzwhgrynimhcvjwilanm98">
         <w:r>
           <w:rPr>
             <w:rStyle w:val="Hyperlink"/>
@@ -773,7 +773,7 @@
       <w:r>
         <w:t xml:space="preserve"> — modifié — </w:t>
       </w:r>
-      <w:hyperlink w:history="1" r:id="rIdqant2fnhxpf3uaqghkwoa">
+      <w:hyperlink w:history="1" r:id="rIdjeensinac3dhjdp08nem-">
         <w:r>
           <w:rPr>
             <w:rStyle w:val="Hyperlink"/>
@@ -810,7 +810,7 @@
       <w:r>
         <w:t xml:space="preserve"> — modifié — </w:t>
       </w:r>
-      <w:hyperlink w:history="1" r:id="rId1_y_ty-jqkogitzjwzdl-">
+      <w:hyperlink w:history="1" r:id="rIdzfqhpgn2sjzq4lxsn4f8k">
         <w:r>
           <w:rPr>
             <w:rStyle w:val="Hyperlink"/>
@@ -839,7 +839,7 @@
       <w:r>
         <w:t xml:space="preserve"> — modifié — </w:t>
       </w:r>
-      <w:hyperlink w:history="1" r:id="rIdm2u5qgmhkexhva9vwemur">
+      <w:hyperlink w:history="1" r:id="rIdsvnimp2jp--iqmcqttsih">
         <w:r>
           <w:rPr>
             <w:rStyle w:val="Hyperlink"/>
@@ -868,7 +868,7 @@
       <w:r>
         <w:t xml:space="preserve"> — créé — </w:t>
       </w:r>
-      <w:hyperlink w:history="1" r:id="rIdowl6wrz1bnnf6bjhz1z1-">
+      <w:hyperlink w:history="1" r:id="rIdbozohdxbqemqc3_se_j-i">
         <w:r>
           <w:rPr>
             <w:rStyle w:val="Hyperlink"/>
@@ -897,7 +897,7 @@
       <w:r>
         <w:t xml:space="preserve"> — modifié — </w:t>
       </w:r>
-      <w:hyperlink w:history="1" r:id="rIdxab8ep1ti9qzwrkt0lyij">
+      <w:hyperlink w:history="1" r:id="rIdhfp4dzymjuyf5t5u_9are">
         <w:r>
           <w:rPr>
             <w:rStyle w:val="Hyperlink"/>
@@ -926,7 +926,7 @@
       <w:r>
         <w:t xml:space="preserve"> — modifié — </w:t>
       </w:r>
-      <w:hyperlink w:history="1" r:id="rIdatx3xircwvpbfzxsnpa2q">
+      <w:hyperlink w:history="1" r:id="rIdp4kyhlpjphnafyo6rxfyc">
         <w:r>
           <w:rPr>
             <w:rStyle w:val="Hyperlink"/>
@@ -963,7 +963,7 @@
       <w:r>
         <w:t xml:space="preserve"> — modifié — </w:t>
       </w:r>
-      <w:hyperlink w:history="1" r:id="rIdbbh_akn2kqni6_4_unrll">
+      <w:hyperlink w:history="1" r:id="rIdyzm46sn3h5unt5z0sku59">
         <w:r>
           <w:rPr>
             <w:rStyle w:val="Hyperlink"/>
@@ -992,7 +992,7 @@
       <w:r>
         <w:t xml:space="preserve"> — modifié — </w:t>
       </w:r>
-      <w:hyperlink w:history="1" r:id="rIdfpwkvhpz80t_be2_k76zl">
+      <w:hyperlink w:history="1" r:id="rIdmwjto-x3ciwrjdsg4ibmv">
         <w:r>
           <w:rPr>
             <w:rStyle w:val="Hyperlink"/>

--- a/docs/developpement/phases/word/PHASE_36_BILAN_SUR_UNE_PERIODE_DU_AU.docx
+++ b/docs/developpement/phases/word/PHASE_36_BILAN_SUR_UNE_PERIODE_DU_AU.docx
@@ -20,7 +20,7 @@
       <w:r>
         <w:t xml:space="preserve">FlaiX Expert · dossier de développement · généré le 2026-10-21 depuis le dépôt </w:t>
       </w:r>
-      <w:hyperlink w:history="1" r:id="rId9scwvottddtwbwt2jhy_h">
+      <w:hyperlink w:history="1" r:id="rIdl5gxvxcktujggfxqo92-1">
         <w:r>
           <w:rPr>
             <w:rStyle w:val="Hyperlink"/>
@@ -506,7 +506,7 @@
           <w:numId w:val="2"/>
         </w:numPr>
       </w:pPr>
-      <w:hyperlink w:history="1" r:id="rIdi8fgcl6iqbrfkn-bzjkwl">
+      <w:hyperlink w:history="1" r:id="rIdzu1spcystw8gg1h0mrzpt">
         <w:r>
           <w:rPr>
             <w:rStyle w:val="Hyperlink"/>
@@ -554,7 +554,7 @@
       <w:r>
         <w:t xml:space="preserve"> — créé — </w:t>
       </w:r>
-      <w:hyperlink w:history="1" r:id="rIds_1nt3ap80ejb7un1jsnt">
+      <w:hyperlink w:history="1" r:id="rIdzuhbvgph4dnybu0-mj6gt">
         <w:r>
           <w:rPr>
             <w:rStyle w:val="Hyperlink"/>
@@ -583,7 +583,7 @@
       <w:r>
         <w:t xml:space="preserve"> — créé — </w:t>
       </w:r>
-      <w:hyperlink w:history="1" r:id="rId26at_fkx4lveinwdqzwd4">
+      <w:hyperlink w:history="1" r:id="rIdf6ygm7euualdyofhsieyl">
         <w:r>
           <w:rPr>
             <w:rStyle w:val="Hyperlink"/>
@@ -620,7 +620,7 @@
       <w:r>
         <w:t xml:space="preserve"> — modifié — </w:t>
       </w:r>
-      <w:hyperlink w:history="1" r:id="rId1tq05a5wx9v8agezn1jtd">
+      <w:hyperlink w:history="1" r:id="rId9upodrmy_uq6xuwcyeqbw">
         <w:r>
           <w:rPr>
             <w:rStyle w:val="Hyperlink"/>
@@ -649,7 +649,7 @@
       <w:r>
         <w:t xml:space="preserve"> — modifié — </w:t>
       </w:r>
-      <w:hyperlink w:history="1" r:id="rIdo_pjwos0t_s_fja8ijkex">
+      <w:hyperlink w:history="1" r:id="rIdvk1z7frgv2zqka268o9xj">
         <w:r>
           <w:rPr>
             <w:rStyle w:val="Hyperlink"/>
@@ -678,7 +678,7 @@
       <w:r>
         <w:t xml:space="preserve"> — modifié — </w:t>
       </w:r>
-      <w:hyperlink w:history="1" r:id="rIdiyhwprnmft6gsbtrfamiw">
+      <w:hyperlink w:history="1" r:id="rIdgf7ivbvyuhlroqfgquzzo">
         <w:r>
           <w:rPr>
             <w:rStyle w:val="Hyperlink"/>
@@ -707,7 +707,7 @@
       <w:r>
         <w:t xml:space="preserve"> — créé — </w:t>
       </w:r>
-      <w:hyperlink w:history="1" r:id="rIdwyjnv6q7giqwev0r1u1rz">
+      <w:hyperlink w:history="1" r:id="rId43ycurrvvspk3_2lftkv9">
         <w:r>
           <w:rPr>
             <w:rStyle w:val="Hyperlink"/>
@@ -744,7 +744,7 @@
       <w:r>
         <w:t xml:space="preserve"> — modifié — </w:t>
       </w:r>
-      <w:hyperlink w:history="1" r:id="rIdzwhgrynimhcvjwilanm98">
+      <w:hyperlink w:history="1" r:id="rIdbxakom5ws9mvfshmiwbio">
         <w:r>
           <w:rPr>
             <w:rStyle w:val="Hyperlink"/>
@@ -773,7 +773,7 @@
       <w:r>
         <w:t xml:space="preserve"> — modifié — </w:t>
       </w:r>
-      <w:hyperlink w:history="1" r:id="rIdjeensinac3dhjdp08nem-">
+      <w:hyperlink w:history="1" r:id="rIdmdwx9pr2ihpwjum-txap2">
         <w:r>
           <w:rPr>
             <w:rStyle w:val="Hyperlink"/>
@@ -810,7 +810,7 @@
       <w:r>
         <w:t xml:space="preserve"> — modifié — </w:t>
       </w:r>
-      <w:hyperlink w:history="1" r:id="rIdzfqhpgn2sjzq4lxsn4f8k">
+      <w:hyperlink w:history="1" r:id="rId-ew_brpyrbeik807clhdu">
         <w:r>
           <w:rPr>
             <w:rStyle w:val="Hyperlink"/>
@@ -839,7 +839,7 @@
       <w:r>
         <w:t xml:space="preserve"> — modifié — </w:t>
       </w:r>
-      <w:hyperlink w:history="1" r:id="rIdsvnimp2jp--iqmcqttsih">
+      <w:hyperlink w:history="1" r:id="rIdffujt68jjaop2puvfvv0x">
         <w:r>
           <w:rPr>
             <w:rStyle w:val="Hyperlink"/>
@@ -868,7 +868,7 @@
       <w:r>
         <w:t xml:space="preserve"> — créé — </w:t>
       </w:r>
-      <w:hyperlink w:history="1" r:id="rIdbozohdxbqemqc3_se_j-i">
+      <w:hyperlink w:history="1" r:id="rIdak42619vylchgzm5trj0t">
         <w:r>
           <w:rPr>
             <w:rStyle w:val="Hyperlink"/>
@@ -897,7 +897,7 @@
       <w:r>
         <w:t xml:space="preserve"> — modifié — </w:t>
       </w:r>
-      <w:hyperlink w:history="1" r:id="rIdhfp4dzymjuyf5t5u_9are">
+      <w:hyperlink w:history="1" r:id="rId0nfb9xs7o-pibmk5scgpi">
         <w:r>
           <w:rPr>
             <w:rStyle w:val="Hyperlink"/>
@@ -926,7 +926,7 @@
       <w:r>
         <w:t xml:space="preserve"> — modifié — </w:t>
       </w:r>
-      <w:hyperlink w:history="1" r:id="rIdp4kyhlpjphnafyo6rxfyc">
+      <w:hyperlink w:history="1" r:id="rIdt_3q_pduxlw7_f67xgsnl">
         <w:r>
           <w:rPr>
             <w:rStyle w:val="Hyperlink"/>
@@ -963,7 +963,7 @@
       <w:r>
         <w:t xml:space="preserve"> — modifié — </w:t>
       </w:r>
-      <w:hyperlink w:history="1" r:id="rIdyzm46sn3h5unt5z0sku59">
+      <w:hyperlink w:history="1" r:id="rIdtwiic5pc_rfxofl-2tuny">
         <w:r>
           <w:rPr>
             <w:rStyle w:val="Hyperlink"/>
@@ -992,7 +992,7 @@
       <w:r>
         <w:t xml:space="preserve"> — modifié — </w:t>
       </w:r>
-      <w:hyperlink w:history="1" r:id="rIdmwjto-x3ciwrjdsg4ibmv">
+      <w:hyperlink w:history="1" r:id="rIdp7nrpiookszg8p6kufjy1">
         <w:r>
           <w:rPr>
             <w:rStyle w:val="Hyperlink"/>

--- a/docs/developpement/phases/word/PHASE_36_BILAN_SUR_UNE_PERIODE_DU_AU.docx
+++ b/docs/developpement/phases/word/PHASE_36_BILAN_SUR_UNE_PERIODE_DU_AU.docx
@@ -18,9 +18,9 @@
         <w:shd w:fill="F6F3FF" w:color="auto" w:val="clear"/>
       </w:pPr>
       <w:r>
-        <w:t xml:space="preserve">FlaiX Expert · dossier de développement · généré le 2026-10-21 depuis le dépôt </w:t>
-      </w:r>
-      <w:hyperlink w:history="1" r:id="rIdl5gxvxcktujggfxqo92-1">
+        <w:t xml:space="preserve">FlaiX Expert · dossier de développement · généré le 2026-10-23 depuis le dépôt </w:t>
+      </w:r>
+      <w:hyperlink w:history="1" r:id="rIdzhiia8vvgsf1dv80zhzju">
         <w:r>
           <w:rPr>
             <w:rStyle w:val="Hyperlink"/>
@@ -506,7 +506,7 @@
           <w:numId w:val="2"/>
         </w:numPr>
       </w:pPr>
-      <w:hyperlink w:history="1" r:id="rIdzu1spcystw8gg1h0mrzpt">
+      <w:hyperlink w:history="1" r:id="rIds-fsmzmpsydst8zdronoh">
         <w:r>
           <w:rPr>
             <w:rStyle w:val="Hyperlink"/>
@@ -554,7 +554,7 @@
       <w:r>
         <w:t xml:space="preserve"> — créé — </w:t>
       </w:r>
-      <w:hyperlink w:history="1" r:id="rIdzuhbvgph4dnybu0-mj6gt">
+      <w:hyperlink w:history="1" r:id="rIds8rsl6x3jj8gdzwrynzpy">
         <w:r>
           <w:rPr>
             <w:rStyle w:val="Hyperlink"/>
@@ -583,7 +583,7 @@
       <w:r>
         <w:t xml:space="preserve"> — créé — </w:t>
       </w:r>
-      <w:hyperlink w:history="1" r:id="rIdf6ygm7euualdyofhsieyl">
+      <w:hyperlink w:history="1" r:id="rIdeckywtczg_efdrod8qcfd">
         <w:r>
           <w:rPr>
             <w:rStyle w:val="Hyperlink"/>
@@ -620,7 +620,7 @@
       <w:r>
         <w:t xml:space="preserve"> — modifié — </w:t>
       </w:r>
-      <w:hyperlink w:history="1" r:id="rId9upodrmy_uq6xuwcyeqbw">
+      <w:hyperlink w:history="1" r:id="rIdaa4kpz1rx2jltjlax9ero">
         <w:r>
           <w:rPr>
             <w:rStyle w:val="Hyperlink"/>
@@ -649,7 +649,7 @@
       <w:r>
         <w:t xml:space="preserve"> — modifié — </w:t>
       </w:r>
-      <w:hyperlink w:history="1" r:id="rIdvk1z7frgv2zqka268o9xj">
+      <w:hyperlink w:history="1" r:id="rIdvpemitl4snbh4svnhpneq">
         <w:r>
           <w:rPr>
             <w:rStyle w:val="Hyperlink"/>
@@ -678,7 +678,7 @@
       <w:r>
         <w:t xml:space="preserve"> — modifié — </w:t>
       </w:r>
-      <w:hyperlink w:history="1" r:id="rIdgf7ivbvyuhlroqfgquzzo">
+      <w:hyperlink w:history="1" r:id="rIdrebs_a9adm8zvfjhsohc5">
         <w:r>
           <w:rPr>
             <w:rStyle w:val="Hyperlink"/>
@@ -707,7 +707,7 @@
       <w:r>
         <w:t xml:space="preserve"> — créé — </w:t>
       </w:r>
-      <w:hyperlink w:history="1" r:id="rId43ycurrvvspk3_2lftkv9">
+      <w:hyperlink w:history="1" r:id="rIdcktbjxc1fzzyytcsncvz_">
         <w:r>
           <w:rPr>
             <w:rStyle w:val="Hyperlink"/>
@@ -744,7 +744,7 @@
       <w:r>
         <w:t xml:space="preserve"> — modifié — </w:t>
       </w:r>
-      <w:hyperlink w:history="1" r:id="rIdbxakom5ws9mvfshmiwbio">
+      <w:hyperlink w:history="1" r:id="rIdj6ij7cbhpfasi7o9tkawt">
         <w:r>
           <w:rPr>
             <w:rStyle w:val="Hyperlink"/>
@@ -773,7 +773,7 @@
       <w:r>
         <w:t xml:space="preserve"> — modifié — </w:t>
       </w:r>
-      <w:hyperlink w:history="1" r:id="rIdmdwx9pr2ihpwjum-txap2">
+      <w:hyperlink w:history="1" r:id="rIdfri9vusdxqxbur2iffuyt">
         <w:r>
           <w:rPr>
             <w:rStyle w:val="Hyperlink"/>
@@ -810,7 +810,7 @@
       <w:r>
         <w:t xml:space="preserve"> — modifié — </w:t>
       </w:r>
-      <w:hyperlink w:history="1" r:id="rId-ew_brpyrbeik807clhdu">
+      <w:hyperlink w:history="1" r:id="rId9e1lauhfwj8ordtgrdtzf">
         <w:r>
           <w:rPr>
             <w:rStyle w:val="Hyperlink"/>
@@ -839,7 +839,7 @@
       <w:r>
         <w:t xml:space="preserve"> — modifié — </w:t>
       </w:r>
-      <w:hyperlink w:history="1" r:id="rIdffujt68jjaop2puvfvv0x">
+      <w:hyperlink w:history="1" r:id="rIde91iys0pfygydbx7ahbpy">
         <w:r>
           <w:rPr>
             <w:rStyle w:val="Hyperlink"/>
@@ -868,7 +868,7 @@
       <w:r>
         <w:t xml:space="preserve"> — créé — </w:t>
       </w:r>
-      <w:hyperlink w:history="1" r:id="rIdak42619vylchgzm5trj0t">
+      <w:hyperlink w:history="1" r:id="rIdodk-uvbvpkiaopbsmaeix">
         <w:r>
           <w:rPr>
             <w:rStyle w:val="Hyperlink"/>
@@ -897,7 +897,7 @@
       <w:r>
         <w:t xml:space="preserve"> — modifié — </w:t>
       </w:r>
-      <w:hyperlink w:history="1" r:id="rId0nfb9xs7o-pibmk5scgpi">
+      <w:hyperlink w:history="1" r:id="rIdew4uk0feqgji5x69fzfpa">
         <w:r>
           <w:rPr>
             <w:rStyle w:val="Hyperlink"/>
@@ -926,7 +926,7 @@
       <w:r>
         <w:t xml:space="preserve"> — modifié — </w:t>
       </w:r>
-      <w:hyperlink w:history="1" r:id="rIdt_3q_pduxlw7_f67xgsnl">
+      <w:hyperlink w:history="1" r:id="rIdob5rljeexnambbg_hfssv">
         <w:r>
           <w:rPr>
             <w:rStyle w:val="Hyperlink"/>
@@ -963,7 +963,7 @@
       <w:r>
         <w:t xml:space="preserve"> — modifié — </w:t>
       </w:r>
-      <w:hyperlink w:history="1" r:id="rIdtwiic5pc_rfxofl-2tuny">
+      <w:hyperlink w:history="1" r:id="rIdarkeawmudsaq31mqbaaks">
         <w:r>
           <w:rPr>
             <w:rStyle w:val="Hyperlink"/>
@@ -992,7 +992,7 @@
       <w:r>
         <w:t xml:space="preserve"> — modifié — </w:t>
       </w:r>
-      <w:hyperlink w:history="1" r:id="rIdp7nrpiookszg8p6kufjy1">
+      <w:hyperlink w:history="1" r:id="rIdafvb61vyu3kxbf9irck2a">
         <w:r>
           <w:rPr>
             <w:rStyle w:val="Hyperlink"/>

--- a/docs/developpement/phases/word/PHASE_36_BILAN_SUR_UNE_PERIODE_DU_AU.docx
+++ b/docs/developpement/phases/word/PHASE_36_BILAN_SUR_UNE_PERIODE_DU_AU.docx
@@ -18,9 +18,9 @@
         <w:shd w:fill="F6F3FF" w:color="auto" w:val="clear"/>
       </w:pPr>
       <w:r>
-        <w:t xml:space="preserve">FlaiX Expert · dossier de développement · généré le 2026-10-23 depuis le dépôt </w:t>
-      </w:r>
-      <w:hyperlink w:history="1" r:id="rIdzhiia8vvgsf1dv80zhzju">
+        <w:t xml:space="preserve">FlaiX Expert · dossier de développement · généré le 2026-10-24 depuis le dépôt </w:t>
+      </w:r>
+      <w:hyperlink w:history="1" r:id="rIdkmviaos2y8_x3f7_saecr">
         <w:r>
           <w:rPr>
             <w:rStyle w:val="Hyperlink"/>
@@ -506,7 +506,7 @@
           <w:numId w:val="2"/>
         </w:numPr>
       </w:pPr>
-      <w:hyperlink w:history="1" r:id="rIds-fsmzmpsydst8zdronoh">
+      <w:hyperlink w:history="1" r:id="rId6p17x7vvibprmq2c7wzui">
         <w:r>
           <w:rPr>
             <w:rStyle w:val="Hyperlink"/>
@@ -554,7 +554,7 @@
       <w:r>
         <w:t xml:space="preserve"> — créé — </w:t>
       </w:r>
-      <w:hyperlink w:history="1" r:id="rIds8rsl6x3jj8gdzwrynzpy">
+      <w:hyperlink w:history="1" r:id="rIdx5zjjoxuqqnsqvvobm7l_">
         <w:r>
           <w:rPr>
             <w:rStyle w:val="Hyperlink"/>
@@ -583,7 +583,7 @@
       <w:r>
         <w:t xml:space="preserve"> — créé — </w:t>
       </w:r>
-      <w:hyperlink w:history="1" r:id="rIdeckywtczg_efdrod8qcfd">
+      <w:hyperlink w:history="1" r:id="rIdfv2pmvasqwnwq65u3ardz">
         <w:r>
           <w:rPr>
             <w:rStyle w:val="Hyperlink"/>
@@ -620,7 +620,7 @@
       <w:r>
         <w:t xml:space="preserve"> — modifié — </w:t>
       </w:r>
-      <w:hyperlink w:history="1" r:id="rIdaa4kpz1rx2jltjlax9ero">
+      <w:hyperlink w:history="1" r:id="rIdgpsv8lnsd32hihg4garqf">
         <w:r>
           <w:rPr>
             <w:rStyle w:val="Hyperlink"/>
@@ -649,7 +649,7 @@
       <w:r>
         <w:t xml:space="preserve"> — modifié — </w:t>
       </w:r>
-      <w:hyperlink w:history="1" r:id="rIdvpemitl4snbh4svnhpneq">
+      <w:hyperlink w:history="1" r:id="rIdafwzrqbgnxjqalgcrq-32">
         <w:r>
           <w:rPr>
             <w:rStyle w:val="Hyperlink"/>
@@ -678,7 +678,7 @@
       <w:r>
         <w:t xml:space="preserve"> — modifié — </w:t>
       </w:r>
-      <w:hyperlink w:history="1" r:id="rIdrebs_a9adm8zvfjhsohc5">
+      <w:hyperlink w:history="1" r:id="rIddhdq8gxqvpjtcxdznv_ay">
         <w:r>
           <w:rPr>
             <w:rStyle w:val="Hyperlink"/>
@@ -707,7 +707,7 @@
       <w:r>
         <w:t xml:space="preserve"> — créé — </w:t>
       </w:r>
-      <w:hyperlink w:history="1" r:id="rIdcktbjxc1fzzyytcsncvz_">
+      <w:hyperlink w:history="1" r:id="rIdjflsl713omsd6mtxdsmqh">
         <w:r>
           <w:rPr>
             <w:rStyle w:val="Hyperlink"/>
@@ -744,7 +744,7 @@
       <w:r>
         <w:t xml:space="preserve"> — modifié — </w:t>
       </w:r>
-      <w:hyperlink w:history="1" r:id="rIdj6ij7cbhpfasi7o9tkawt">
+      <w:hyperlink w:history="1" r:id="rIdd0tzbb0pqkt_wrasxu2oi">
         <w:r>
           <w:rPr>
             <w:rStyle w:val="Hyperlink"/>
@@ -773,7 +773,7 @@
       <w:r>
         <w:t xml:space="preserve"> — modifié — </w:t>
       </w:r>
-      <w:hyperlink w:history="1" r:id="rIdfri9vusdxqxbur2iffuyt">
+      <w:hyperlink w:history="1" r:id="rId-dmdvjyxs9scydbjodkrq">
         <w:r>
           <w:rPr>
             <w:rStyle w:val="Hyperlink"/>
@@ -810,7 +810,7 @@
       <w:r>
         <w:t xml:space="preserve"> — modifié — </w:t>
       </w:r>
-      <w:hyperlink w:history="1" r:id="rId9e1lauhfwj8ordtgrdtzf">
+      <w:hyperlink w:history="1" r:id="rIdpyibdoq_jiuo729mj0jts">
         <w:r>
           <w:rPr>
             <w:rStyle w:val="Hyperlink"/>
@@ -839,7 +839,7 @@
       <w:r>
         <w:t xml:space="preserve"> — modifié — </w:t>
       </w:r>
-      <w:hyperlink w:history="1" r:id="rIde91iys0pfygydbx7ahbpy">
+      <w:hyperlink w:history="1" r:id="rIdtylixxn3cldycutzbqpdu">
         <w:r>
           <w:rPr>
             <w:rStyle w:val="Hyperlink"/>
@@ -868,7 +868,7 @@
       <w:r>
         <w:t xml:space="preserve"> — créé — </w:t>
       </w:r>
-      <w:hyperlink w:history="1" r:id="rIdodk-uvbvpkiaopbsmaeix">
+      <w:hyperlink w:history="1" r:id="rIdy_hfv6cxl47lb4y84rcn9">
         <w:r>
           <w:rPr>
             <w:rStyle w:val="Hyperlink"/>
@@ -897,7 +897,7 @@
       <w:r>
         <w:t xml:space="preserve"> — modifié — </w:t>
       </w:r>
-      <w:hyperlink w:history="1" r:id="rIdew4uk0feqgji5x69fzfpa">
+      <w:hyperlink w:history="1" r:id="rIdrarhbkodcepf8pbmscdlo">
         <w:r>
           <w:rPr>
             <w:rStyle w:val="Hyperlink"/>
@@ -926,7 +926,7 @@
       <w:r>
         <w:t xml:space="preserve"> — modifié — </w:t>
       </w:r>
-      <w:hyperlink w:history="1" r:id="rIdob5rljeexnambbg_hfssv">
+      <w:hyperlink w:history="1" r:id="rIdzh-ebexajbtcmdykvu9mz">
         <w:r>
           <w:rPr>
             <w:rStyle w:val="Hyperlink"/>
@@ -963,7 +963,7 @@
       <w:r>
         <w:t xml:space="preserve"> — modifié — </w:t>
       </w:r>
-      <w:hyperlink w:history="1" r:id="rIdarkeawmudsaq31mqbaaks">
+      <w:hyperlink w:history="1" r:id="rId-8jyozmwvd1dmr8iurg7z">
         <w:r>
           <w:rPr>
             <w:rStyle w:val="Hyperlink"/>
@@ -992,7 +992,7 @@
       <w:r>
         <w:t xml:space="preserve"> — modifié — </w:t>
       </w:r>
-      <w:hyperlink w:history="1" r:id="rIdafvb61vyu3kxbf9irck2a">
+      <w:hyperlink w:history="1" r:id="rIdv7qhxtk3fs5bcmmc69j5n">
         <w:r>
           <w:rPr>
             <w:rStyle w:val="Hyperlink"/>

--- a/docs/developpement/phases/word/PHASE_36_BILAN_SUR_UNE_PERIODE_DU_AU.docx
+++ b/docs/developpement/phases/word/PHASE_36_BILAN_SUR_UNE_PERIODE_DU_AU.docx
@@ -18,9 +18,9 @@
         <w:shd w:fill="F6F3FF" w:color="auto" w:val="clear"/>
       </w:pPr>
       <w:r>
-        <w:t xml:space="preserve">FlaiX Expert · dossier de développement · généré le 2026-10-24 depuis le dépôt </w:t>
-      </w:r>
-      <w:hyperlink w:history="1" r:id="rIdkmviaos2y8_x3f7_saecr">
+        <w:t xml:space="preserve">FlaiX Expert · dossier de développement · généré le 2026-10-25 depuis le dépôt </w:t>
+      </w:r>
+      <w:hyperlink w:history="1" r:id="rIdfj6bd6_7hzjqvclfuczfp">
         <w:r>
           <w:rPr>
             <w:rStyle w:val="Hyperlink"/>
@@ -506,7 +506,7 @@
           <w:numId w:val="2"/>
         </w:numPr>
       </w:pPr>
-      <w:hyperlink w:history="1" r:id="rId6p17x7vvibprmq2c7wzui">
+      <w:hyperlink w:history="1" r:id="rIdbsedyhsgtby5gvnrws_t-">
         <w:r>
           <w:rPr>
             <w:rStyle w:val="Hyperlink"/>
@@ -554,7 +554,7 @@
       <w:r>
         <w:t xml:space="preserve"> — créé — </w:t>
       </w:r>
-      <w:hyperlink w:history="1" r:id="rIdx5zjjoxuqqnsqvvobm7l_">
+      <w:hyperlink w:history="1" r:id="rIdhjtaebqjy052z_nokee4z">
         <w:r>
           <w:rPr>
             <w:rStyle w:val="Hyperlink"/>
@@ -583,7 +583,7 @@
       <w:r>
         <w:t xml:space="preserve"> — créé — </w:t>
       </w:r>
-      <w:hyperlink w:history="1" r:id="rIdfv2pmvasqwnwq65u3ardz">
+      <w:hyperlink w:history="1" r:id="rIdgk1kgr5icls17ntopq6fx">
         <w:r>
           <w:rPr>
             <w:rStyle w:val="Hyperlink"/>
@@ -620,7 +620,7 @@
       <w:r>
         <w:t xml:space="preserve"> — modifié — </w:t>
       </w:r>
-      <w:hyperlink w:history="1" r:id="rIdgpsv8lnsd32hihg4garqf">
+      <w:hyperlink w:history="1" r:id="rIdjwrgxbwlmv3fezd7slhun">
         <w:r>
           <w:rPr>
             <w:rStyle w:val="Hyperlink"/>
@@ -649,7 +649,7 @@
       <w:r>
         <w:t xml:space="preserve"> — modifié — </w:t>
       </w:r>
-      <w:hyperlink w:history="1" r:id="rIdafwzrqbgnxjqalgcrq-32">
+      <w:hyperlink w:history="1" r:id="rIdo77vmjyhfhuzztwmxkakd">
         <w:r>
           <w:rPr>
             <w:rStyle w:val="Hyperlink"/>
@@ -678,7 +678,7 @@
       <w:r>
         <w:t xml:space="preserve"> — modifié — </w:t>
       </w:r>
-      <w:hyperlink w:history="1" r:id="rIddhdq8gxqvpjtcxdznv_ay">
+      <w:hyperlink w:history="1" r:id="rIdslelkw3inbrobxde-t2vo">
         <w:r>
           <w:rPr>
             <w:rStyle w:val="Hyperlink"/>
@@ -707,7 +707,7 @@
       <w:r>
         <w:t xml:space="preserve"> — créé — </w:t>
       </w:r>
-      <w:hyperlink w:history="1" r:id="rIdjflsl713omsd6mtxdsmqh">
+      <w:hyperlink w:history="1" r:id="rIdbtvn2sf6dxe4pstqwp7l0">
         <w:r>
           <w:rPr>
             <w:rStyle w:val="Hyperlink"/>
@@ -744,7 +744,7 @@
       <w:r>
         <w:t xml:space="preserve"> — modifié — </w:t>
       </w:r>
-      <w:hyperlink w:history="1" r:id="rIdd0tzbb0pqkt_wrasxu2oi">
+      <w:hyperlink w:history="1" r:id="rIdlh6ssf6y2pyayhhd_jgsk">
         <w:r>
           <w:rPr>
             <w:rStyle w:val="Hyperlink"/>
@@ -773,7 +773,7 @@
       <w:r>
         <w:t xml:space="preserve"> — modifié — </w:t>
       </w:r>
-      <w:hyperlink w:history="1" r:id="rId-dmdvjyxs9scydbjodkrq">
+      <w:hyperlink w:history="1" r:id="rIdw4c1kuozdlenspcq8brol">
         <w:r>
           <w:rPr>
             <w:rStyle w:val="Hyperlink"/>
@@ -810,7 +810,7 @@
       <w:r>
         <w:t xml:space="preserve"> — modifié — </w:t>
       </w:r>
-      <w:hyperlink w:history="1" r:id="rIdpyibdoq_jiuo729mj0jts">
+      <w:hyperlink w:history="1" r:id="rIdiat56grlab2rpz6opyepp">
         <w:r>
           <w:rPr>
             <w:rStyle w:val="Hyperlink"/>
@@ -839,7 +839,7 @@
       <w:r>
         <w:t xml:space="preserve"> — modifié — </w:t>
       </w:r>
-      <w:hyperlink w:history="1" r:id="rIdtylixxn3cldycutzbqpdu">
+      <w:hyperlink w:history="1" r:id="rId5imsx0r8mehxkdkit7ueg">
         <w:r>
           <w:rPr>
             <w:rStyle w:val="Hyperlink"/>
@@ -868,7 +868,7 @@
       <w:r>
         <w:t xml:space="preserve"> — créé — </w:t>
       </w:r>
-      <w:hyperlink w:history="1" r:id="rIdy_hfv6cxl47lb4y84rcn9">
+      <w:hyperlink w:history="1" r:id="rIdr2atheckvp22qlntnzhs6">
         <w:r>
           <w:rPr>
             <w:rStyle w:val="Hyperlink"/>
@@ -897,7 +897,7 @@
       <w:r>
         <w:t xml:space="preserve"> — modifié — </w:t>
       </w:r>
-      <w:hyperlink w:history="1" r:id="rIdrarhbkodcepf8pbmscdlo">
+      <w:hyperlink w:history="1" r:id="rIdhkmboen5sj1wrivnirmv7">
         <w:r>
           <w:rPr>
             <w:rStyle w:val="Hyperlink"/>
@@ -926,7 +926,7 @@
       <w:r>
         <w:t xml:space="preserve"> — modifié — </w:t>
       </w:r>
-      <w:hyperlink w:history="1" r:id="rIdzh-ebexajbtcmdykvu9mz">
+      <w:hyperlink w:history="1" r:id="rIdgsg5nsrlnw7pyygc8s0rf">
         <w:r>
           <w:rPr>
             <w:rStyle w:val="Hyperlink"/>
@@ -963,7 +963,7 @@
       <w:r>
         <w:t xml:space="preserve"> — modifié — </w:t>
       </w:r>
-      <w:hyperlink w:history="1" r:id="rId-8jyozmwvd1dmr8iurg7z">
+      <w:hyperlink w:history="1" r:id="rIdiahkewsrbtbl8kiymjez8">
         <w:r>
           <w:rPr>
             <w:rStyle w:val="Hyperlink"/>
@@ -992,7 +992,7 @@
       <w:r>
         <w:t xml:space="preserve"> — modifié — </w:t>
       </w:r>
-      <w:hyperlink w:history="1" r:id="rIdv7qhxtk3fs5bcmmc69j5n">
+      <w:hyperlink w:history="1" r:id="rIdrayxodck5x__7ogrnjtjv">
         <w:r>
           <w:rPr>
             <w:rStyle w:val="Hyperlink"/>

--- a/docs/developpement/phases/word/PHASE_36_BILAN_SUR_UNE_PERIODE_DU_AU.docx
+++ b/docs/developpement/phases/word/PHASE_36_BILAN_SUR_UNE_PERIODE_DU_AU.docx
@@ -20,7 +20,7 @@
       <w:r>
         <w:t xml:space="preserve">FlaiX Expert · dossier de développement · généré le 2026-10-25 depuis le dépôt </w:t>
       </w:r>
-      <w:hyperlink w:history="1" r:id="rIdfj6bd6_7hzjqvclfuczfp">
+      <w:hyperlink w:history="1" r:id="rIdbwhe8o5lmbxugtdwnfwh0">
         <w:r>
           <w:rPr>
             <w:rStyle w:val="Hyperlink"/>
@@ -506,7 +506,7 @@
           <w:numId w:val="2"/>
         </w:numPr>
       </w:pPr>
-      <w:hyperlink w:history="1" r:id="rIdbsedyhsgtby5gvnrws_t-">
+      <w:hyperlink w:history="1" r:id="rId3skuzrjiptigmvfwwmd1x">
         <w:r>
           <w:rPr>
             <w:rStyle w:val="Hyperlink"/>
@@ -554,7 +554,7 @@
       <w:r>
         <w:t xml:space="preserve"> — créé — </w:t>
       </w:r>
-      <w:hyperlink w:history="1" r:id="rIdhjtaebqjy052z_nokee4z">
+      <w:hyperlink w:history="1" r:id="rIdjb9n8hlqw0w9er3i5gjoq">
         <w:r>
           <w:rPr>
             <w:rStyle w:val="Hyperlink"/>
@@ -583,7 +583,7 @@
       <w:r>
         <w:t xml:space="preserve"> — créé — </w:t>
       </w:r>
-      <w:hyperlink w:history="1" r:id="rIdgk1kgr5icls17ntopq6fx">
+      <w:hyperlink w:history="1" r:id="rIduhajp3bscsqsgvyf-g-p3">
         <w:r>
           <w:rPr>
             <w:rStyle w:val="Hyperlink"/>
@@ -620,7 +620,7 @@
       <w:r>
         <w:t xml:space="preserve"> — modifié — </w:t>
       </w:r>
-      <w:hyperlink w:history="1" r:id="rIdjwrgxbwlmv3fezd7slhun">
+      <w:hyperlink w:history="1" r:id="rIdwwh4lckw9u84gsikdgkvj">
         <w:r>
           <w:rPr>
             <w:rStyle w:val="Hyperlink"/>
@@ -649,7 +649,7 @@
       <w:r>
         <w:t xml:space="preserve"> — modifié — </w:t>
       </w:r>
-      <w:hyperlink w:history="1" r:id="rIdo77vmjyhfhuzztwmxkakd">
+      <w:hyperlink w:history="1" r:id="rIdfxca16o8cyduie1etpuo8">
         <w:r>
           <w:rPr>
             <w:rStyle w:val="Hyperlink"/>
@@ -678,7 +678,7 @@
       <w:r>
         <w:t xml:space="preserve"> — modifié — </w:t>
       </w:r>
-      <w:hyperlink w:history="1" r:id="rIdslelkw3inbrobxde-t2vo">
+      <w:hyperlink w:history="1" r:id="rIdd1gpynkxzrsjkc8-g-6_s">
         <w:r>
           <w:rPr>
             <w:rStyle w:val="Hyperlink"/>
@@ -707,7 +707,7 @@
       <w:r>
         <w:t xml:space="preserve"> — créé — </w:t>
       </w:r>
-      <w:hyperlink w:history="1" r:id="rIdbtvn2sf6dxe4pstqwp7l0">
+      <w:hyperlink w:history="1" r:id="rIdiwsx_3obkfr8fo44efr47">
         <w:r>
           <w:rPr>
             <w:rStyle w:val="Hyperlink"/>
@@ -744,7 +744,7 @@
       <w:r>
         <w:t xml:space="preserve"> — modifié — </w:t>
       </w:r>
-      <w:hyperlink w:history="1" r:id="rIdlh6ssf6y2pyayhhd_jgsk">
+      <w:hyperlink w:history="1" r:id="rIdxqndq15ummdbxupbdxuzy">
         <w:r>
           <w:rPr>
             <w:rStyle w:val="Hyperlink"/>
@@ -773,7 +773,7 @@
       <w:r>
         <w:t xml:space="preserve"> — modifié — </w:t>
       </w:r>
-      <w:hyperlink w:history="1" r:id="rIdw4c1kuozdlenspcq8brol">
+      <w:hyperlink w:history="1" r:id="rId1l02l2te2o8m7weigv1md">
         <w:r>
           <w:rPr>
             <w:rStyle w:val="Hyperlink"/>
@@ -810,7 +810,7 @@
       <w:r>
         <w:t xml:space="preserve"> — modifié — </w:t>
       </w:r>
-      <w:hyperlink w:history="1" r:id="rIdiat56grlab2rpz6opyepp">
+      <w:hyperlink w:history="1" r:id="rIdtevmnzb-0ky8xcmejeiff">
         <w:r>
           <w:rPr>
             <w:rStyle w:val="Hyperlink"/>
@@ -839,7 +839,7 @@
       <w:r>
         <w:t xml:space="preserve"> — modifié — </w:t>
       </w:r>
-      <w:hyperlink w:history="1" r:id="rId5imsx0r8mehxkdkit7ueg">
+      <w:hyperlink w:history="1" r:id="rId3jhjfofco2lijhzqlifhu">
         <w:r>
           <w:rPr>
             <w:rStyle w:val="Hyperlink"/>
@@ -868,7 +868,7 @@
       <w:r>
         <w:t xml:space="preserve"> — créé — </w:t>
       </w:r>
-      <w:hyperlink w:history="1" r:id="rIdr2atheckvp22qlntnzhs6">
+      <w:hyperlink w:history="1" r:id="rIdrho4rv7u1vlabsf81tlnv">
         <w:r>
           <w:rPr>
             <w:rStyle w:val="Hyperlink"/>
@@ -897,7 +897,7 @@
       <w:r>
         <w:t xml:space="preserve"> — modifié — </w:t>
       </w:r>
-      <w:hyperlink w:history="1" r:id="rIdhkmboen5sj1wrivnirmv7">
+      <w:hyperlink w:history="1" r:id="rIdbz3bihh7qsff1dnjbd6vh">
         <w:r>
           <w:rPr>
             <w:rStyle w:val="Hyperlink"/>
@@ -926,7 +926,7 @@
       <w:r>
         <w:t xml:space="preserve"> — modifié — </w:t>
       </w:r>
-      <w:hyperlink w:history="1" r:id="rIdgsg5nsrlnw7pyygc8s0rf">
+      <w:hyperlink w:history="1" r:id="rIddk2ir2ao0cac924w-dm8t">
         <w:r>
           <w:rPr>
             <w:rStyle w:val="Hyperlink"/>
@@ -963,7 +963,7 @@
       <w:r>
         <w:t xml:space="preserve"> — modifié — </w:t>
       </w:r>
-      <w:hyperlink w:history="1" r:id="rIdiahkewsrbtbl8kiymjez8">
+      <w:hyperlink w:history="1" r:id="rId5gqx4toosl_nzdb330wcv">
         <w:r>
           <w:rPr>
             <w:rStyle w:val="Hyperlink"/>
@@ -992,7 +992,7 @@
       <w:r>
         <w:t xml:space="preserve"> — modifié — </w:t>
       </w:r>
-      <w:hyperlink w:history="1" r:id="rIdrayxodck5x__7ogrnjtjv">
+      <w:hyperlink w:history="1" r:id="rIdtaaajlathfysuzlzzk36q">
         <w:r>
           <w:rPr>
             <w:rStyle w:val="Hyperlink"/>

--- a/docs/developpement/phases/word/PHASE_36_BILAN_SUR_UNE_PERIODE_DU_AU.docx
+++ b/docs/developpement/phases/word/PHASE_36_BILAN_SUR_UNE_PERIODE_DU_AU.docx
@@ -20,7 +20,7 @@
       <w:r>
         <w:t xml:space="preserve">FlaiX Expert · dossier de développement · généré le 2026-10-25 depuis le dépôt </w:t>
       </w:r>
-      <w:hyperlink w:history="1" r:id="rIdbwhe8o5lmbxugtdwnfwh0">
+      <w:hyperlink w:history="1" r:id="rId18amti0phsg5dudscgwl2">
         <w:r>
           <w:rPr>
             <w:rStyle w:val="Hyperlink"/>
@@ -506,7 +506,7 @@
           <w:numId w:val="2"/>
         </w:numPr>
       </w:pPr>
-      <w:hyperlink w:history="1" r:id="rId3skuzrjiptigmvfwwmd1x">
+      <w:hyperlink w:history="1" r:id="rIdvfrgtruv0pysxnwao8qod">
         <w:r>
           <w:rPr>
             <w:rStyle w:val="Hyperlink"/>
@@ -554,7 +554,7 @@
       <w:r>
         <w:t xml:space="preserve"> — créé — </w:t>
       </w:r>
-      <w:hyperlink w:history="1" r:id="rIdjb9n8hlqw0w9er3i5gjoq">
+      <w:hyperlink w:history="1" r:id="rIdskpj9nhc_rkyarw2t1kp8">
         <w:r>
           <w:rPr>
             <w:rStyle w:val="Hyperlink"/>
@@ -583,7 +583,7 @@
       <w:r>
         <w:t xml:space="preserve"> — créé — </w:t>
       </w:r>
-      <w:hyperlink w:history="1" r:id="rIduhajp3bscsqsgvyf-g-p3">
+      <w:hyperlink w:history="1" r:id="rIdsya1lmh9tn2dwuxl71bsr">
         <w:r>
           <w:rPr>
             <w:rStyle w:val="Hyperlink"/>
@@ -620,7 +620,7 @@
       <w:r>
         <w:t xml:space="preserve"> — modifié — </w:t>
       </w:r>
-      <w:hyperlink w:history="1" r:id="rIdwwh4lckw9u84gsikdgkvj">
+      <w:hyperlink w:history="1" r:id="rIdbl-b_fcsx__dkriffcr5s">
         <w:r>
           <w:rPr>
             <w:rStyle w:val="Hyperlink"/>
@@ -649,7 +649,7 @@
       <w:r>
         <w:t xml:space="preserve"> — modifié — </w:t>
       </w:r>
-      <w:hyperlink w:history="1" r:id="rIdfxca16o8cyduie1etpuo8">
+      <w:hyperlink w:history="1" r:id="rIdy2wm57rk2z21emxaqu5bb">
         <w:r>
           <w:rPr>
             <w:rStyle w:val="Hyperlink"/>
@@ -678,7 +678,7 @@
       <w:r>
         <w:t xml:space="preserve"> — modifié — </w:t>
       </w:r>
-      <w:hyperlink w:history="1" r:id="rIdd1gpynkxzrsjkc8-g-6_s">
+      <w:hyperlink w:history="1" r:id="rIdeiamqjn33o2elzorp0r2k">
         <w:r>
           <w:rPr>
             <w:rStyle w:val="Hyperlink"/>
@@ -707,7 +707,7 @@
       <w:r>
         <w:t xml:space="preserve"> — créé — </w:t>
       </w:r>
-      <w:hyperlink w:history="1" r:id="rIdiwsx_3obkfr8fo44efr47">
+      <w:hyperlink w:history="1" r:id="rIdoaghbf65fra-ulwiteyez">
         <w:r>
           <w:rPr>
             <w:rStyle w:val="Hyperlink"/>
@@ -744,7 +744,7 @@
       <w:r>
         <w:t xml:space="preserve"> — modifié — </w:t>
       </w:r>
-      <w:hyperlink w:history="1" r:id="rIdxqndq15ummdbxupbdxuzy">
+      <w:hyperlink w:history="1" r:id="rIdv6a0rlknnyk8ey7fcbbta">
         <w:r>
           <w:rPr>
             <w:rStyle w:val="Hyperlink"/>
@@ -773,7 +773,7 @@
       <w:r>
         <w:t xml:space="preserve"> — modifié — </w:t>
       </w:r>
-      <w:hyperlink w:history="1" r:id="rId1l02l2te2o8m7weigv1md">
+      <w:hyperlink w:history="1" r:id="rIdkcr6pup_w96fzkqpk9vqo">
         <w:r>
           <w:rPr>
             <w:rStyle w:val="Hyperlink"/>
@@ -810,7 +810,7 @@
       <w:r>
         <w:t xml:space="preserve"> — modifié — </w:t>
       </w:r>
-      <w:hyperlink w:history="1" r:id="rIdtevmnzb-0ky8xcmejeiff">
+      <w:hyperlink w:history="1" r:id="rId5v3tuknz4lq1kb0cvyqep">
         <w:r>
           <w:rPr>
             <w:rStyle w:val="Hyperlink"/>
@@ -839,7 +839,7 @@
       <w:r>
         <w:t xml:space="preserve"> — modifié — </w:t>
       </w:r>
-      <w:hyperlink w:history="1" r:id="rId3jhjfofco2lijhzqlifhu">
+      <w:hyperlink w:history="1" r:id="rIduvqelq4uaasxbtiar-nip">
         <w:r>
           <w:rPr>
             <w:rStyle w:val="Hyperlink"/>
@@ -868,7 +868,7 @@
       <w:r>
         <w:t xml:space="preserve"> — créé — </w:t>
       </w:r>
-      <w:hyperlink w:history="1" r:id="rIdrho4rv7u1vlabsf81tlnv">
+      <w:hyperlink w:history="1" r:id="rId5ule8fekqdoksj-muldnx">
         <w:r>
           <w:rPr>
             <w:rStyle w:val="Hyperlink"/>
@@ -897,7 +897,7 @@
       <w:r>
         <w:t xml:space="preserve"> — modifié — </w:t>
       </w:r>
-      <w:hyperlink w:history="1" r:id="rIdbz3bihh7qsff1dnjbd6vh">
+      <w:hyperlink w:history="1" r:id="rIdiif_0e3gnxf9a4s5araw7">
         <w:r>
           <w:rPr>
             <w:rStyle w:val="Hyperlink"/>
@@ -926,7 +926,7 @@
       <w:r>
         <w:t xml:space="preserve"> — modifié — </w:t>
       </w:r>
-      <w:hyperlink w:history="1" r:id="rIddk2ir2ao0cac924w-dm8t">
+      <w:hyperlink w:history="1" r:id="rId5hcnra2xme_vlpaaz8zr9">
         <w:r>
           <w:rPr>
             <w:rStyle w:val="Hyperlink"/>
@@ -963,7 +963,7 @@
       <w:r>
         <w:t xml:space="preserve"> — modifié — </w:t>
       </w:r>
-      <w:hyperlink w:history="1" r:id="rId5gqx4toosl_nzdb330wcv">
+      <w:hyperlink w:history="1" r:id="rIdjnaxpkudvopxikrhhh3b5">
         <w:r>
           <w:rPr>
             <w:rStyle w:val="Hyperlink"/>
@@ -992,7 +992,7 @@
       <w:r>
         <w:t xml:space="preserve"> — modifié — </w:t>
       </w:r>
-      <w:hyperlink w:history="1" r:id="rIdtaaajlathfysuzlzzk36q">
+      <w:hyperlink w:history="1" r:id="rId_5r8cw1qe42ogc2ee8azn">
         <w:r>
           <w:rPr>
             <w:rStyle w:val="Hyperlink"/>
